--- a/doc/mlw-storage_User_Guide.docx
+++ b/doc/mlw-storage_User_Guide.docx
@@ -298,10 +298,42 @@
         <w:tabs>
           <w:tab w:pos="9360" w:val="right" w:leader="dot"/>
         </w:tabs>
+        <w:spacing w:after="60" w:before="0"/>
+        <w:ind w:left="320"/>
+      </w:pPr>
+      <w:hyperlink w:anchor="_Toc100004" w:history="1">
+        <w:r>
+          <w:t xml:space="preserve">2.3 Production environment</w:t>
+        </w:r>
+        <w:r>
+          <w:tab/>
+        </w:r>
+        <w:r>
+          <w:fldChar w:fldCharType="begin"/>
+        </w:r>
+        <w:r>
+          <w:instrText xml:space="preserve"> PAGEREF _Toc100004 \h </w:instrText>
+        </w:r>
+        <w:r>
+          <w:fldChar w:fldCharType="separate"/>
+        </w:r>
+        <w:r>
+          <w:t xml:space="preserve">4</w:t>
+        </w:r>
+        <w:r>
+          <w:fldChar w:fldCharType="end"/>
+        </w:r>
+      </w:hyperlink>
+    </w:p>
+    <w:p>
+      <w:pPr>
+        <w:tabs>
+          <w:tab w:pos="9360" w:val="right" w:leader="dot"/>
+        </w:tabs>
         <w:spacing w:after="80" w:before="120"/>
         <w:ind w:left="0"/>
       </w:pPr>
-      <w:hyperlink w:anchor="_Toc100004" w:history="1">
+      <w:hyperlink w:anchor="_Toc100005" w:history="1">
         <w:r>
           <w:rPr>
             <w:b/>
@@ -324,7 +356,7 @@
           <w:rPr>
             <w:b/>
           </w:rPr>
-          <w:instrText xml:space="preserve"> PAGEREF _Toc100004 \h </w:instrText>
+          <w:instrText xml:space="preserve"> PAGEREF _Toc100005 \h </w:instrText>
         </w:r>
         <w:r>
           <w:rPr>
@@ -336,7 +368,7 @@
           <w:rPr>
             <w:b/>
           </w:rPr>
-          <w:t xml:space="preserve">4</w:t>
+          <w:t xml:space="preserve">5</w:t>
         </w:r>
         <w:r>
           <w:rPr>
@@ -354,41 +386,9 @@
         <w:spacing w:after="60" w:before="0"/>
         <w:ind w:left="320"/>
       </w:pPr>
-      <w:hyperlink w:anchor="_Toc100005" w:history="1">
+      <w:hyperlink w:anchor="_Toc100006" w:history="1">
         <w:r>
           <w:t xml:space="preserve">3.1 How it fits together</w:t>
-        </w:r>
-        <w:r>
-          <w:tab/>
-        </w:r>
-        <w:r>
-          <w:fldChar w:fldCharType="begin"/>
-        </w:r>
-        <w:r>
-          <w:instrText xml:space="preserve"> PAGEREF _Toc100005 \h </w:instrText>
-        </w:r>
-        <w:r>
-          <w:fldChar w:fldCharType="separate"/>
-        </w:r>
-        <w:r>
-          <w:t xml:space="preserve">4</w:t>
-        </w:r>
-        <w:r>
-          <w:fldChar w:fldCharType="end"/>
-        </w:r>
-      </w:hyperlink>
-    </w:p>
-    <w:p>
-      <w:pPr>
-        <w:tabs>
-          <w:tab w:pos="9360" w:val="right" w:leader="dot"/>
-        </w:tabs>
-        <w:spacing w:after="60" w:before="0"/>
-        <w:ind w:left="320"/>
-      </w:pPr>
-      <w:hyperlink w:anchor="_Toc100006" w:history="1">
-        <w:r>
-          <w:t xml:space="preserve">3.2 One-time setup of mlw-storage</w:t>
         </w:r>
         <w:r>
           <w:tab/>
@@ -420,7 +420,7 @@
       </w:pPr>
       <w:hyperlink w:anchor="_Toc100007" w:history="1">
         <w:r>
-          <w:t xml:space="preserve">3.3 Keycloak: one-time items</w:t>
+          <w:t xml:space="preserve">3.2 One-time setup of mlw-storage</w:t>
         </w:r>
         <w:r>
           <w:tab/>
@@ -435,7 +435,7 @@
           <w:fldChar w:fldCharType="separate"/>
         </w:r>
         <w:r>
-          <w:t xml:space="preserve">5</w:t>
+          <w:t xml:space="preserve">6</w:t>
         </w:r>
         <w:r>
           <w:fldChar w:fldCharType="end"/>
@@ -448,11 +448,11 @@
           <w:tab w:pos="9360" w:val="right" w:leader="dot"/>
         </w:tabs>
         <w:spacing w:after="60" w:before="0"/>
-        <w:ind w:left="640"/>
+        <w:ind w:left="320"/>
       </w:pPr>
       <w:hyperlink w:anchor="_Toc100008" w:history="1">
         <w:r>
-          <w:t xml:space="preserve">Realm role</w:t>
+          <w:t xml:space="preserve">3.3 Keycloak: one-time items</w:t>
         </w:r>
         <w:r>
           <w:tab/>
@@ -484,7 +484,7 @@
       </w:pPr>
       <w:hyperlink w:anchor="_Toc100009" w:history="1">
         <w:r>
-          <w:t xml:space="preserve">Client for app1</w:t>
+          <w:t xml:space="preserve">Realm role</w:t>
         </w:r>
         <w:r>
           <w:tab/>
@@ -512,11 +512,11 @@
           <w:tab w:pos="9360" w:val="right" w:leader="dot"/>
         </w:tabs>
         <w:spacing w:after="60" w:before="0"/>
-        <w:ind w:left="320"/>
+        <w:ind w:left="640"/>
       </w:pPr>
       <w:hyperlink w:anchor="_Toc100010" w:history="1">
         <w:r>
-          <w:t xml:space="preserve">3.4 Per-user steps in detail</w:t>
+          <w:t xml:space="preserve">Client for app1</w:t>
         </w:r>
         <w:r>
           <w:tab/>
@@ -544,11 +544,11 @@
           <w:tab w:pos="9360" w:val="right" w:leader="dot"/>
         </w:tabs>
         <w:spacing w:after="60" w:before="0"/>
-        <w:ind w:left="640"/>
+        <w:ind w:left="320"/>
       </w:pPr>
       <w:hyperlink w:anchor="_Toc100011" w:history="1">
         <w:r>
-          <w:t xml:space="preserve">Keycloak</w:t>
+          <w:t xml:space="preserve">3.4 Per-user steps in detail</w:t>
         </w:r>
         <w:r>
           <w:tab/>
@@ -563,7 +563,7 @@
           <w:fldChar w:fldCharType="separate"/>
         </w:r>
         <w:r>
-          <w:t xml:space="preserve">6</w:t>
+          <w:t xml:space="preserve">7</w:t>
         </w:r>
         <w:r>
           <w:fldChar w:fldCharType="end"/>
@@ -580,7 +580,7 @@
       </w:pPr>
       <w:hyperlink w:anchor="_Toc100012" w:history="1">
         <w:r>
-          <w:t xml:space="preserve">mlw-storage</w:t>
+          <w:t xml:space="preserve">Keycloak</w:t>
         </w:r>
         <w:r>
           <w:tab/>
@@ -608,11 +608,11 @@
           <w:tab w:pos="9360" w:val="right" w:leader="dot"/>
         </w:tabs>
         <w:spacing w:after="60" w:before="0"/>
-        <w:ind w:left="320"/>
+        <w:ind w:left="640"/>
       </w:pPr>
       <w:hyperlink w:anchor="_Toc100013" w:history="1">
         <w:r>
-          <w:t xml:space="preserve">3.5 Verifying a new user</w:t>
+          <w:t xml:space="preserve">mlw-storage</w:t>
         </w:r>
         <w:r>
           <w:tab/>
@@ -644,7 +644,7 @@
       </w:pPr>
       <w:hyperlink w:anchor="_Toc100014" w:history="1">
         <w:r>
-          <w:t xml:space="preserve">3.6 Changing or removing access</w:t>
+          <w:t xml:space="preserve">3.5 Verifying a new user</w:t>
         </w:r>
         <w:r>
           <w:tab/>
@@ -676,7 +676,7 @@
       </w:pPr>
       <w:hyperlink w:anchor="_Toc100015" w:history="1">
         <w:r>
-          <w:t xml:space="preserve">3.7 Troubleshooting</w:t>
+          <w:t xml:space="preserve">3.6 Changing or removing access</w:t>
         </w:r>
         <w:r>
           <w:tab/>
@@ -703,10 +703,42 @@
         <w:tabs>
           <w:tab w:pos="9360" w:val="right" w:leader="dot"/>
         </w:tabs>
+        <w:spacing w:after="60" w:before="0"/>
+        <w:ind w:left="320"/>
+      </w:pPr>
+      <w:hyperlink w:anchor="_Toc100016" w:history="1">
+        <w:r>
+          <w:t xml:space="preserve">3.7 Troubleshooting</w:t>
+        </w:r>
+        <w:r>
+          <w:tab/>
+        </w:r>
+        <w:r>
+          <w:fldChar w:fldCharType="begin"/>
+        </w:r>
+        <w:r>
+          <w:instrText xml:space="preserve"> PAGEREF _Toc100016 \h </w:instrText>
+        </w:r>
+        <w:r>
+          <w:fldChar w:fldCharType="separate"/>
+        </w:r>
+        <w:r>
+          <w:t xml:space="preserve">9</w:t>
+        </w:r>
+        <w:r>
+          <w:fldChar w:fldCharType="end"/>
+        </w:r>
+      </w:hyperlink>
+    </w:p>
+    <w:p>
+      <w:pPr>
+        <w:tabs>
+          <w:tab w:pos="9360" w:val="right" w:leader="dot"/>
+        </w:tabs>
         <w:spacing w:after="80" w:before="120"/>
         <w:ind w:left="0"/>
       </w:pPr>
-      <w:hyperlink w:anchor="_Toc100016" w:history="1">
+      <w:hyperlink w:anchor="_Toc100017" w:history="1">
         <w:r>
           <w:rPr>
             <w:b/>
@@ -729,7 +761,7 @@
           <w:rPr>
             <w:b/>
           </w:rPr>
-          <w:instrText xml:space="preserve"> PAGEREF _Toc100016 \h </w:instrText>
+          <w:instrText xml:space="preserve"> PAGEREF _Toc100017 \h </w:instrText>
         </w:r>
         <w:r>
           <w:rPr>
@@ -741,7 +773,7 @@
           <w:rPr>
             <w:b/>
           </w:rPr>
-          <w:t xml:space="preserve">10</w:t>
+          <w:t xml:space="preserve">11</w:t>
         </w:r>
         <w:r>
           <w:rPr>
@@ -759,41 +791,9 @@
         <w:spacing w:after="60" w:before="0"/>
         <w:ind w:left="320"/>
       </w:pPr>
-      <w:hyperlink w:anchor="_Toc100017" w:history="1">
+      <w:hyperlink w:anchor="_Toc100018" w:history="1">
         <w:r>
           <w:t xml:space="preserve">A.1 Checklist</w:t>
-        </w:r>
-        <w:r>
-          <w:tab/>
-        </w:r>
-        <w:r>
-          <w:fldChar w:fldCharType="begin"/>
-        </w:r>
-        <w:r>
-          <w:instrText xml:space="preserve"> PAGEREF _Toc100017 \h </w:instrText>
-        </w:r>
-        <w:r>
-          <w:fldChar w:fldCharType="separate"/>
-        </w:r>
-        <w:r>
-          <w:t xml:space="preserve">10</w:t>
-        </w:r>
-        <w:r>
-          <w:fldChar w:fldCharType="end"/>
-        </w:r>
-      </w:hyperlink>
-    </w:p>
-    <w:p>
-      <w:pPr>
-        <w:tabs>
-          <w:tab w:pos="9360" w:val="right" w:leader="dot"/>
-        </w:tabs>
-        <w:spacing w:after="60" w:before="0"/>
-        <w:ind w:left="320"/>
-      </w:pPr>
-      <w:hyperlink w:anchor="_Toc100018" w:history="1">
-        <w:r>
-          <w:t xml:space="preserve">A.2 The Keycloak access token</w:t>
         </w:r>
         <w:r>
           <w:tab/>
@@ -808,7 +808,7 @@
           <w:fldChar w:fldCharType="separate"/>
         </w:r>
         <w:r>
-          <w:t xml:space="preserve">10</w:t>
+          <w:t xml:space="preserve">11</w:t>
         </w:r>
         <w:r>
           <w:fldChar w:fldCharType="end"/>
@@ -825,7 +825,7 @@
       </w:pPr>
       <w:hyperlink w:anchor="_Toc100019" w:history="1">
         <w:r>
-          <w:t xml:space="preserve">A.3 Network and trust</w:t>
+          <w:t xml:space="preserve">A.2 The Keycloak access token</w:t>
         </w:r>
         <w:r>
           <w:tab/>
@@ -857,7 +857,7 @@
       </w:pPr>
       <w:hyperlink w:anchor="_Toc100020" w:history="1">
         <w:r>
-          <w:t xml:space="preserve">A.4 Storage API</w:t>
+          <w:t xml:space="preserve">A.3 Network and trust</w:t>
         </w:r>
         <w:r>
           <w:tab/>
@@ -872,7 +872,7 @@
           <w:fldChar w:fldCharType="separate"/>
         </w:r>
         <w:r>
-          <w:t xml:space="preserve">11</w:t>
+          <w:t xml:space="preserve">12</w:t>
         </w:r>
         <w:r>
           <w:fldChar w:fldCharType="end"/>
@@ -889,7 +889,7 @@
       </w:pPr>
       <w:hyperlink w:anchor="_Toc100021" w:history="1">
         <w:r>
-          <w:t xml:space="preserve">A.5 SFTP connection</w:t>
+          <w:t xml:space="preserve">A.4 Storage API</w:t>
         </w:r>
         <w:r>
           <w:tab/>
@@ -921,7 +921,7 @@
       </w:pPr>
       <w:hyperlink w:anchor="_Toc100022" w:history="1">
         <w:r>
-          <w:t xml:space="preserve">A.6 Sequence</w:t>
+          <w:t xml:space="preserve">A.5 SFTP connection</w:t>
         </w:r>
         <w:r>
           <w:tab/>
@@ -953,7 +953,7 @@
       </w:pPr>
       <w:hyperlink w:anchor="_Toc100023" w:history="1">
         <w:r>
-          <w:t xml:space="preserve">A.7 Error handling</w:t>
+          <w:t xml:space="preserve">A.6 Sequence</w:t>
         </w:r>
         <w:r>
           <w:tab/>
@@ -968,7 +968,7 @@
           <w:fldChar w:fldCharType="separate"/>
         </w:r>
         <w:r>
-          <w:t xml:space="preserve">13</w:t>
+          <w:t xml:space="preserve">14</w:t>
         </w:r>
         <w:r>
           <w:fldChar w:fldCharType="end"/>
@@ -985,7 +985,7 @@
       </w:pPr>
       <w:hyperlink w:anchor="_Toc100024" w:history="1">
         <w:r>
-          <w:t xml:space="preserve">A.8 Example (Python)</w:t>
+          <w:t xml:space="preserve">A.7 Error handling</w:t>
         </w:r>
         <w:r>
           <w:tab/>
@@ -1000,7 +1000,7 @@
           <w:fldChar w:fldCharType="separate"/>
         </w:r>
         <w:r>
-          <w:t xml:space="preserve">13</w:t>
+          <w:t xml:space="preserve">14</w:t>
         </w:r>
         <w:r>
           <w:fldChar w:fldCharType="end"/>
@@ -1017,7 +1017,7 @@
       </w:pPr>
       <w:hyperlink w:anchor="_Toc100025" w:history="1">
         <w:r>
-          <w:t xml:space="preserve">A.9 Security recommendations for app1</w:t>
+          <w:t xml:space="preserve">A.8 Example (Python)</w:t>
         </w:r>
         <w:r>
           <w:tab/>
@@ -1038,6 +1038,38 @@
           <w:fldChar w:fldCharType="end"/>
         </w:r>
       </w:hyperlink>
+    </w:p>
+    <w:p>
+      <w:pPr>
+        <w:tabs>
+          <w:tab w:pos="9360" w:val="right" w:leader="dot"/>
+        </w:tabs>
+        <w:spacing w:after="60" w:before="0"/>
+        <w:ind w:left="320"/>
+      </w:pPr>
+      <w:hyperlink w:anchor="_Toc100026" w:history="1">
+        <w:r>
+          <w:t xml:space="preserve">A.9 Security recommendations for app1</w:t>
+        </w:r>
+        <w:r>
+          <w:tab/>
+        </w:r>
+        <w:r>
+          <w:fldChar w:fldCharType="begin"/>
+        </w:r>
+        <w:r>
+          <w:instrText xml:space="preserve"> PAGEREF _Toc100026 \h </w:instrText>
+        </w:r>
+        <w:r>
+          <w:fldChar w:fldCharType="separate"/>
+        </w:r>
+        <w:r>
+          <w:t xml:space="preserve">15</w:t>
+        </w:r>
+        <w:r>
+          <w:fldChar w:fldCharType="end"/>
+        </w:r>
+      </w:hyperlink>
       <w:r>
         <w:fldChar w:fldCharType="end"/>
       </w:r>
@@ -1417,27 +1449,166 @@
     </w:p>
     <w:p>
       <w:pPr>
-        <w:pStyle w:val="Heading1"/>
+        <w:pStyle w:val="Heading2"/>
         <w:rPr/>
       </w:pPr>
       <w:bookmarkStart w:id="904" w:name="_Toc100004"/>
       <w:r>
         <w:rPr/>
-        <w:t>3. Detailed procedure</w:t>
+        <w:t>2.3 Production environment</w:t>
       </w:r>
       <w:bookmarkEnd w:id="904"/>
     </w:p>
     <w:p>
       <w:pPr>
-        <w:pStyle w:val="Heading2"/>
+        <w:pStyle w:val="Normal"/>
+        <w:rPr/>
+      </w:pPr>
+      <w:r>
+        <w:rPr/>
+        <w:t xml:space="preserve">The steps above use the development Compose file. For production use docker-compose.prod.yml instead: it pins the image versions, hardens the containers and rotates logs (see the Architecture document, section 6.4). Everything else in this guide, including the per-user steps, applies unchanged. Do this once, instead of steps 1 and 2 of section 2.1:</w:t>
+      </w:r>
+    </w:p>
+    <w:p>
+      <w:pPr>
+        <w:pStyle w:val="Normal"/>
+        <w:ind w:hanging="432" w:left="504"/>
+        <w:rPr/>
+      </w:pPr>
+      <w:r>
+        <w:rPr>
+          <w:b/>
+        </w:rPr>
+        <w:t xml:space="preserve">1.  Pin the SFTPGo version.</w:t>
+      </w:r>
+      <w:r>
+        <w:rPr/>
+        <w:t xml:space="preserve"> In .env set SFTPGO_VERSION to a pinned SFTPGo tag, for example v2.7.6, in addition to SFTPGO_ADMIN_PASSWORD. Compose refuses to start without it. Optionally set MLW_BIND_ADDR to restrict which host address the gateway listens on.</w:t>
+      </w:r>
+    </w:p>
+    <w:p>
+      <w:pPr>
+        <w:pStyle w:val="Normal"/>
+        <w:ind w:hanging="432" w:left="504"/>
+        <w:rPr/>
+      </w:pPr>
+      <w:r>
+        <w:rPr>
+          <w:b/>
+        </w:rPr>
+        <w:t xml:space="preserve">2.  Select the production files.</w:t>
+      </w:r>
+      <w:r>
+        <w:rPr/>
+        <w:t xml:space="preserve"> Add this line to .env, in place of the development line from section 2.1, so that every docker compose command in this guide uses the production files:</w:t>
+      </w:r>
+    </w:p>
+    <w:p>
+      <w:pPr>
+        <w:pStyle w:val="Normal"/>
+        <w:ind w:left="288"/>
+        <w:rPr/>
+      </w:pPr>
+      <w:r>
+        <w:rPr>
+          <w:rFonts w:eastAsia="Consolas" w:ascii="Consolas" w:hAnsi="Consolas"/>
+          <w:sz w:val="18"/>
+        </w:rPr>
+        <w:t xml:space="preserve">COMPOSE_FILE=docker-compose.prod.yml:docker-compose.keycloak.yml</w:t>
+      </w:r>
+    </w:p>
+    <w:p>
+      <w:pPr>
+        <w:pStyle w:val="Normal"/>
+        <w:ind w:hanging="432" w:left="504"/>
+        <w:rPr/>
+      </w:pPr>
+      <w:r>
+        <w:rPr>
+          <w:b/>
+        </w:rPr>
+        <w:t xml:space="preserve">3.  Set the issuer.</w:t>
+      </w:r>
+      <w:r>
+        <w:rPr/>
+        <w:t xml:space="preserve"> OIDC_ISSUER must equal the iss claim of the tokens issued by your production Keycloak (its public URL plus /realms/mlw), not the localhost default. If the gateway cannot reach Keycloak as keycloak:8080 on the mlw-platform_default network, also set OIDC_JWKS_URL.</w:t>
+      </w:r>
+    </w:p>
+    <w:p>
+      <w:pPr>
+        <w:pStyle w:val="Normal"/>
+        <w:ind w:hanging="432" w:left="504"/>
+        <w:rPr/>
+      </w:pPr>
+      <w:r>
+        <w:rPr>
+          <w:b/>
+        </w:rPr>
+        <w:t xml:space="preserve">4.  Start the services.</w:t>
+      </w:r>
+      <w:r>
+        <w:rPr/>
+        <w:t xml:space="preserve"> Keycloak must already be running:</w:t>
+      </w:r>
+    </w:p>
+    <w:p>
+      <w:pPr>
+        <w:pStyle w:val="Normal"/>
+        <w:ind w:left="288"/>
+        <w:rPr/>
+      </w:pPr>
+      <w:r>
+        <w:rPr>
+          <w:rFonts w:eastAsia="Consolas" w:ascii="Consolas" w:hAnsi="Consolas"/>
+          <w:sz w:val="18"/>
+        </w:rPr>
+        <w:t xml:space="preserve">mkdir -p data/shared</w:t>
+        <w:br/>
+        <w:t xml:space="preserve">docker compose up -d --build</w:t>
+        <w:br/>
+        <w:t xml:space="preserve">docker compose logs proxy | grep 'auth hook'</w:t>
+      </w:r>
+    </w:p>
+    <w:p>
+      <w:pPr>
+        <w:pStyle w:val="Normal"/>
+        <w:ind w:left="288"/>
+        <w:rPr/>
+      </w:pPr>
+      <w:r>
+        <w:rPr>
+          <w:b/>
+        </w:rPr>
+        <w:t xml:space="preserve">Note: </w:t>
+      </w:r>
+      <w:r>
+        <w:rPr/>
+        <w:t xml:space="preserve">The storage API on port 8380 carries the user's bearer token over plain HTTP, and the gateway does not terminate TLS. Put a TLS-terminating reverse proxy in front of port 8380, or call the API only over a trusted network. SFTP is encrypted by SSH. Set MLW_BIND_ADDR to an internal interface address to keep the gateway off public networks.</w:t>
+      </w:r>
+    </w:p>
+    <w:p>
+      <w:pPr>
+        <w:pStyle w:val="Heading1"/>
         <w:rPr/>
       </w:pPr>
       <w:bookmarkStart w:id="905" w:name="_Toc100005"/>
       <w:r>
         <w:rPr/>
+        <w:t>3. Detailed procedure</w:t>
+      </w:r>
+      <w:bookmarkEnd w:id="905"/>
+    </w:p>
+    <w:p>
+      <w:pPr>
+        <w:pStyle w:val="Heading2"/>
+        <w:rPr/>
+      </w:pPr>
+      <w:bookmarkStart w:id="906" w:name="_Toc100006"/>
+      <w:r>
+        <w:rPr/>
         <w:t>3.1 How it fits together</w:t>
       </w:r>
-      <w:bookmarkEnd w:id="905"/>
+      <w:bookmarkEnd w:id="906"/>
     </w:p>
     <w:p>
       <w:pPr>
@@ -1534,12 +1705,12 @@
         <w:pStyle w:val="Heading2"/>
         <w:rPr/>
       </w:pPr>
-      <w:bookmarkStart w:id="906" w:name="_Toc100006"/>
+      <w:bookmarkStart w:id="907" w:name="_Toc100007"/>
       <w:r>
         <w:rPr/>
         <w:t>3.2 One-time setup of mlw-storage</w:t>
       </w:r>
-      <w:bookmarkEnd w:id="906"/>
+      <w:bookmarkEnd w:id="907"/>
     </w:p>
     <w:p>
       <w:pPr>
@@ -1555,7 +1726,7 @@
       </w:r>
       <w:r>
         <w:rPr/>
-        <w:t xml:space="preserve"> Add COMPOSE_FILE=docker-compose.yml:docker-compose.keycloak.yml to .env. Optional settings in .env: OIDC_ISSUER (default http://localhost:8180/realms/mlw), OIDC_REQUIRED_ROLE (default mlw-user), OIDC_READONLY_ROLE (default none) and OIDC_ALLOWED_CLIENTS (default any client).</w:t>
+        <w:t xml:space="preserve"> Add COMPOSE_FILE=docker-compose.yml:docker-compose.keycloak.yml to .env. Optional settings in .env: OIDC_ISSUER (default http://localhost:8180/realms/mlw), OIDC_REQUIRED_ROLE (default mlw-user), OIDC_READONLY_ROLE (default none) and OIDC_ALLOWED_CLIENTS (default any client). For production use COMPOSE_FILE=docker-compose.prod.yml:docker-compose.keycloak.yml instead (section 2.3).</w:t>
       </w:r>
     </w:p>
     <w:p>
@@ -1631,12 +1802,12 @@
         <w:pStyle w:val="Heading2"/>
         <w:rPr/>
       </w:pPr>
-      <w:bookmarkStart w:id="907" w:name="_Toc100007"/>
+      <w:bookmarkStart w:id="908" w:name="_Toc100008"/>
       <w:r>
         <w:rPr/>
         <w:t>3.3 Keycloak: one-time items</w:t>
       </w:r>
-      <w:bookmarkEnd w:id="907"/>
+      <w:bookmarkEnd w:id="908"/>
     </w:p>
     <w:p>
       <w:pPr>
@@ -1653,12 +1824,12 @@
         <w:pStyle w:val="Heading3"/>
         <w:rPr/>
       </w:pPr>
-      <w:bookmarkStart w:id="908" w:name="_Toc100008"/>
+      <w:bookmarkStart w:id="909" w:name="_Toc100009"/>
       <w:r>
         <w:rPr/>
         <w:t>Realm role</w:t>
       </w:r>
-      <w:bookmarkEnd w:id="908"/>
+      <w:bookmarkEnd w:id="909"/>
     </w:p>
     <w:p>
       <w:pPr>
@@ -1675,12 +1846,12 @@
         <w:pStyle w:val="Heading3"/>
         <w:rPr/>
       </w:pPr>
-      <w:bookmarkStart w:id="909" w:name="_Toc100009"/>
+      <w:bookmarkStart w:id="910" w:name="_Toc100010"/>
       <w:r>
         <w:rPr/>
         <w:t>Client for app1</w:t>
       </w:r>
-      <w:bookmarkEnd w:id="909"/>
+      <w:bookmarkEnd w:id="910"/>
     </w:p>
     <w:p>
       <w:pPr>
@@ -2181,24 +2352,24 @@
         <w:pStyle w:val="Heading2"/>
         <w:rPr/>
       </w:pPr>
-      <w:bookmarkStart w:id="910" w:name="_Toc100010"/>
+      <w:bookmarkStart w:id="911" w:name="_Toc100011"/>
       <w:r>
         <w:rPr/>
         <w:t>3.4 Per-user steps in detail</w:t>
       </w:r>
-      <w:bookmarkEnd w:id="910"/>
+      <w:bookmarkEnd w:id="911"/>
     </w:p>
     <w:p>
       <w:pPr>
         <w:pStyle w:val="Heading3"/>
         <w:rPr/>
       </w:pPr>
-      <w:bookmarkStart w:id="911" w:name="_Toc100011"/>
+      <w:bookmarkStart w:id="912" w:name="_Toc100012"/>
       <w:r>
         <w:rPr/>
         <w:t>Keycloak</w:t>
       </w:r>
-      <w:bookmarkEnd w:id="911"/>
+      <w:bookmarkEnd w:id="912"/>
     </w:p>
     <w:p>
       <w:pPr>
@@ -2283,12 +2454,12 @@
         <w:pStyle w:val="Heading3"/>
         <w:rPr/>
       </w:pPr>
-      <w:bookmarkStart w:id="912" w:name="_Toc100012"/>
+      <w:bookmarkStart w:id="913" w:name="_Toc100013"/>
       <w:r>
         <w:rPr/>
         <w:t>mlw-storage</w:t>
       </w:r>
-      <w:bookmarkEnd w:id="912"/>
+      <w:bookmarkEnd w:id="913"/>
     </w:p>
     <w:p>
       <w:pPr>
@@ -2363,12 +2534,12 @@
         <w:pStyle w:val="Heading2"/>
         <w:rPr/>
       </w:pPr>
-      <w:bookmarkStart w:id="913" w:name="_Toc100013"/>
+      <w:bookmarkStart w:id="914" w:name="_Toc100014"/>
       <w:r>
         <w:rPr/>
         <w:t>3.5 Verifying a new user</w:t>
       </w:r>
-      <w:bookmarkEnd w:id="913"/>
+      <w:bookmarkEnd w:id="914"/>
     </w:p>
     <w:p>
       <w:pPr>
@@ -2437,12 +2608,12 @@
         <w:pStyle w:val="Heading2"/>
         <w:rPr/>
       </w:pPr>
-      <w:bookmarkStart w:id="914" w:name="_Toc100014"/>
+      <w:bookmarkStart w:id="915" w:name="_Toc100015"/>
       <w:r>
         <w:rPr/>
         <w:t>3.6 Changing or removing access</w:t>
       </w:r>
-      <w:bookmarkEnd w:id="914"/>
+      <w:bookmarkEnd w:id="915"/>
     </w:p>
     <w:tbl>
       <w:tblPr>
@@ -2877,12 +3048,12 @@
         <w:pStyle w:val="Heading2"/>
         <w:rPr/>
       </w:pPr>
-      <w:bookmarkStart w:id="915" w:name="_Toc100015"/>
+      <w:bookmarkStart w:id="916" w:name="_Toc100016"/>
       <w:r>
         <w:rPr/>
         <w:t>3.7 Troubleshooting</w:t>
       </w:r>
-      <w:bookmarkEnd w:id="915"/>
+      <w:bookmarkEnd w:id="916"/>
     </w:p>
     <w:p>
       <w:pPr>
@@ -4112,12 +4283,12 @@
         <w:spacing w:before="0" w:after="0"/>
         <w:rPr/>
       </w:pPr>
-      <w:bookmarkStart w:id="916" w:name="_Toc100016"/>
+      <w:bookmarkStart w:id="917" w:name="_Toc100017"/>
       <w:r>
         <w:rPr/>
         <w:t>Appendix A. What app1 must provide to connect</w:t>
       </w:r>
-      <w:bookmarkEnd w:id="916"/>
+      <w:bookmarkEnd w:id="917"/>
     </w:p>
     <w:p>
       <w:pPr>
@@ -4134,12 +4305,12 @@
         <w:pStyle w:val="Heading2"/>
         <w:rPr/>
       </w:pPr>
-      <w:bookmarkStart w:id="917" w:name="_Toc100017"/>
+      <w:bookmarkStart w:id="918" w:name="_Toc100018"/>
       <w:r>
         <w:rPr/>
         <w:t>A.1 Checklist</w:t>
       </w:r>
-      <w:bookmarkEnd w:id="917"/>
+      <w:bookmarkEnd w:id="918"/>
     </w:p>
     <w:p>
       <w:pPr>
@@ -4230,12 +4401,12 @@
         <w:pStyle w:val="Heading2"/>
         <w:rPr/>
       </w:pPr>
-      <w:bookmarkStart w:id="918" w:name="_Toc100018"/>
+      <w:bookmarkStart w:id="919" w:name="_Toc100019"/>
       <w:r>
         <w:rPr/>
         <w:t>A.2 The Keycloak access token</w:t>
       </w:r>
-      <w:bookmarkEnd w:id="918"/>
+      <w:bookmarkEnd w:id="919"/>
     </w:p>
     <w:tbl>
       <w:tblPr>
@@ -4859,12 +5030,12 @@
         <w:pStyle w:val="Heading2"/>
         <w:rPr/>
       </w:pPr>
-      <w:bookmarkStart w:id="919" w:name="_Toc100019"/>
+      <w:bookmarkStart w:id="920" w:name="_Toc100020"/>
       <w:r>
         <w:rPr/>
         <w:t>A.3 Network and trust</w:t>
       </w:r>
-      <w:bookmarkEnd w:id="919"/>
+      <w:bookmarkEnd w:id="920"/>
     </w:p>
     <w:p>
       <w:pPr>
@@ -4927,12 +5098,12 @@
         <w:pStyle w:val="Heading2"/>
         <w:rPr/>
       </w:pPr>
-      <w:bookmarkStart w:id="920" w:name="_Toc100020"/>
+      <w:bookmarkStart w:id="921" w:name="_Toc100021"/>
       <w:r>
         <w:rPr/>
         <w:t>A.4 Storage API</w:t>
       </w:r>
-      <w:bookmarkEnd w:id="920"/>
+      <w:bookmarkEnd w:id="921"/>
     </w:p>
     <w:p>
       <w:pPr>
@@ -5781,12 +5952,12 @@
         <w:pStyle w:val="Heading2"/>
         <w:rPr/>
       </w:pPr>
-      <w:bookmarkStart w:id="921" w:name="_Toc100021"/>
+      <w:bookmarkStart w:id="922" w:name="_Toc100022"/>
       <w:r>
         <w:rPr/>
         <w:t>A.5 SFTP connection</w:t>
       </w:r>
-      <w:bookmarkEnd w:id="921"/>
+      <w:bookmarkEnd w:id="922"/>
     </w:p>
     <w:tbl>
       <w:tblPr>
@@ -6350,12 +6521,12 @@
         <w:pStyle w:val="Heading2"/>
         <w:rPr/>
       </w:pPr>
-      <w:bookmarkStart w:id="922" w:name="_Toc100022"/>
+      <w:bookmarkStart w:id="923" w:name="_Toc100023"/>
       <w:r>
         <w:rPr/>
         <w:t>A.6 Sequence</w:t>
       </w:r>
-      <w:bookmarkEnd w:id="922"/>
+      <w:bookmarkEnd w:id="923"/>
     </w:p>
     <w:p>
       <w:pPr>
@@ -6397,12 +6568,12 @@
         <w:pStyle w:val="Heading2"/>
         <w:rPr/>
       </w:pPr>
-      <w:bookmarkStart w:id="923" w:name="_Toc100023"/>
+      <w:bookmarkStart w:id="924" w:name="_Toc100024"/>
       <w:r>
         <w:rPr/>
         <w:t>A.7 Error handling</w:t>
       </w:r>
-      <w:bookmarkEnd w:id="923"/>
+      <w:bookmarkEnd w:id="924"/>
     </w:p>
     <w:p>
       <w:pPr>
@@ -6479,12 +6650,12 @@
         <w:pStyle w:val="Heading2"/>
         <w:rPr/>
       </w:pPr>
-      <w:bookmarkStart w:id="924" w:name="_Toc100024"/>
+      <w:bookmarkStart w:id="925" w:name="_Toc100025"/>
       <w:r>
         <w:rPr/>
         <w:t>A.8 Example (Python)</w:t>
       </w:r>
-      <w:bookmarkEnd w:id="924"/>
+      <w:bookmarkEnd w:id="925"/>
     </w:p>
     <w:p>
       <w:pPr>
@@ -6583,12 +6754,12 @@
         <w:pStyle w:val="Heading2"/>
         <w:rPr/>
       </w:pPr>
-      <w:bookmarkStart w:id="925" w:name="_Toc100025"/>
+      <w:bookmarkStart w:id="926" w:name="_Toc100026"/>
       <w:r>
         <w:rPr/>
         <w:t>A.9 Security recommendations for app1</w:t>
       </w:r>
-      <w:bookmarkEnd w:id="925"/>
+      <w:bookmarkEnd w:id="926"/>
     </w:p>
     <w:p>
       <w:pPr>

--- a/doc/mlw-storage_User_Guide.docx
+++ b/doc/mlw-storage_User_Guide.docx
@@ -735,10 +735,42 @@
         <w:tabs>
           <w:tab w:pos="9360" w:val="right" w:leader="dot"/>
         </w:tabs>
+        <w:spacing w:after="60" w:before="0"/>
+        <w:ind w:left="320"/>
+      </w:pPr>
+      <w:hyperlink w:anchor="_Toc100017" w:history="1">
+        <w:r>
+          <w:t xml:space="preserve">3.8 Checking users on the Dashboard</w:t>
+        </w:r>
+        <w:r>
+          <w:tab/>
+        </w:r>
+        <w:r>
+          <w:fldChar w:fldCharType="begin"/>
+        </w:r>
+        <w:r>
+          <w:instrText xml:space="preserve"> PAGEREF _Toc100017 \h </w:instrText>
+        </w:r>
+        <w:r>
+          <w:fldChar w:fldCharType="separate"/>
+        </w:r>
+        <w:r>
+          <w:t xml:space="preserve">11</w:t>
+        </w:r>
+        <w:r>
+          <w:fldChar w:fldCharType="end"/>
+        </w:r>
+      </w:hyperlink>
+    </w:p>
+    <w:p>
+      <w:pPr>
+        <w:tabs>
+          <w:tab w:pos="9360" w:val="right" w:leader="dot"/>
+        </w:tabs>
         <w:spacing w:after="80" w:before="120"/>
         <w:ind w:left="0"/>
       </w:pPr>
-      <w:hyperlink w:anchor="_Toc100017" w:history="1">
+      <w:hyperlink w:anchor="_Toc100018" w:history="1">
         <w:r>
           <w:rPr>
             <w:b/>
@@ -761,7 +793,7 @@
           <w:rPr>
             <w:b/>
           </w:rPr>
-          <w:instrText xml:space="preserve"> PAGEREF _Toc100017 \h </w:instrText>
+          <w:instrText xml:space="preserve"> PAGEREF _Toc100018 \h </w:instrText>
         </w:r>
         <w:r>
           <w:rPr>
@@ -773,7 +805,7 @@
           <w:rPr>
             <w:b/>
           </w:rPr>
-          <w:t xml:space="preserve">11</w:t>
+          <w:t xml:space="preserve">12</w:t>
         </w:r>
         <w:r>
           <w:rPr>
@@ -791,41 +823,9 @@
         <w:spacing w:after="60" w:before="0"/>
         <w:ind w:left="320"/>
       </w:pPr>
-      <w:hyperlink w:anchor="_Toc100018" w:history="1">
+      <w:hyperlink w:anchor="_Toc100019" w:history="1">
         <w:r>
           <w:t xml:space="preserve">A.1 Checklist</w:t>
-        </w:r>
-        <w:r>
-          <w:tab/>
-        </w:r>
-        <w:r>
-          <w:fldChar w:fldCharType="begin"/>
-        </w:r>
-        <w:r>
-          <w:instrText xml:space="preserve"> PAGEREF _Toc100018 \h </w:instrText>
-        </w:r>
-        <w:r>
-          <w:fldChar w:fldCharType="separate"/>
-        </w:r>
-        <w:r>
-          <w:t xml:space="preserve">11</w:t>
-        </w:r>
-        <w:r>
-          <w:fldChar w:fldCharType="end"/>
-        </w:r>
-      </w:hyperlink>
-    </w:p>
-    <w:p>
-      <w:pPr>
-        <w:tabs>
-          <w:tab w:pos="9360" w:val="right" w:leader="dot"/>
-        </w:tabs>
-        <w:spacing w:after="60" w:before="0"/>
-        <w:ind w:left="320"/>
-      </w:pPr>
-      <w:hyperlink w:anchor="_Toc100019" w:history="1">
-        <w:r>
-          <w:t xml:space="preserve">A.2 The Keycloak access token</w:t>
         </w:r>
         <w:r>
           <w:tab/>
@@ -840,7 +840,7 @@
           <w:fldChar w:fldCharType="separate"/>
         </w:r>
         <w:r>
-          <w:t xml:space="preserve">11</w:t>
+          <w:t xml:space="preserve">12</w:t>
         </w:r>
         <w:r>
           <w:fldChar w:fldCharType="end"/>
@@ -857,7 +857,7 @@
       </w:pPr>
       <w:hyperlink w:anchor="_Toc100020" w:history="1">
         <w:r>
-          <w:t xml:space="preserve">A.3 Network and trust</w:t>
+          <w:t xml:space="preserve">A.2 The Keycloak access token</w:t>
         </w:r>
         <w:r>
           <w:tab/>
@@ -889,7 +889,7 @@
       </w:pPr>
       <w:hyperlink w:anchor="_Toc100021" w:history="1">
         <w:r>
-          <w:t xml:space="preserve">A.4 Storage API</w:t>
+          <w:t xml:space="preserve">A.3 Network and trust</w:t>
         </w:r>
         <w:r>
           <w:tab/>
@@ -904,7 +904,7 @@
           <w:fldChar w:fldCharType="separate"/>
         </w:r>
         <w:r>
-          <w:t xml:space="preserve">12</w:t>
+          <w:t xml:space="preserve">13</w:t>
         </w:r>
         <w:r>
           <w:fldChar w:fldCharType="end"/>
@@ -921,7 +921,7 @@
       </w:pPr>
       <w:hyperlink w:anchor="_Toc100022" w:history="1">
         <w:r>
-          <w:t xml:space="preserve">A.5 SFTP connection</w:t>
+          <w:t xml:space="preserve">A.4 Storage API</w:t>
         </w:r>
         <w:r>
           <w:tab/>
@@ -953,7 +953,7 @@
       </w:pPr>
       <w:hyperlink w:anchor="_Toc100023" w:history="1">
         <w:r>
-          <w:t xml:space="preserve">A.6 Sequence</w:t>
+          <w:t xml:space="preserve">A.5 SFTP connection</w:t>
         </w:r>
         <w:r>
           <w:tab/>
@@ -985,7 +985,7 @@
       </w:pPr>
       <w:hyperlink w:anchor="_Toc100024" w:history="1">
         <w:r>
-          <w:t xml:space="preserve">A.7 Error handling</w:t>
+          <w:t xml:space="preserve">A.6 Sequence</w:t>
         </w:r>
         <w:r>
           <w:tab/>
@@ -1000,7 +1000,7 @@
           <w:fldChar w:fldCharType="separate"/>
         </w:r>
         <w:r>
-          <w:t xml:space="preserve">14</w:t>
+          <w:t xml:space="preserve">15</w:t>
         </w:r>
         <w:r>
           <w:fldChar w:fldCharType="end"/>
@@ -1017,7 +1017,7 @@
       </w:pPr>
       <w:hyperlink w:anchor="_Toc100025" w:history="1">
         <w:r>
-          <w:t xml:space="preserve">A.8 Example (Python)</w:t>
+          <w:t xml:space="preserve">A.7 Error handling</w:t>
         </w:r>
         <w:r>
           <w:tab/>
@@ -1032,7 +1032,7 @@
           <w:fldChar w:fldCharType="separate"/>
         </w:r>
         <w:r>
-          <w:t xml:space="preserve">14</w:t>
+          <w:t xml:space="preserve">15</w:t>
         </w:r>
         <w:r>
           <w:fldChar w:fldCharType="end"/>
@@ -1049,7 +1049,7 @@
       </w:pPr>
       <w:hyperlink w:anchor="_Toc100026" w:history="1">
         <w:r>
-          <w:t xml:space="preserve">A.9 Security recommendations for app1</w:t>
+          <w:t xml:space="preserve">A.8 Example (Python)</w:t>
         </w:r>
         <w:r>
           <w:tab/>
@@ -1070,6 +1070,38 @@
           <w:fldChar w:fldCharType="end"/>
         </w:r>
       </w:hyperlink>
+    </w:p>
+    <w:p>
+      <w:pPr>
+        <w:tabs>
+          <w:tab w:pos="9360" w:val="right" w:leader="dot"/>
+        </w:tabs>
+        <w:spacing w:after="60" w:before="0"/>
+        <w:ind w:left="320"/>
+      </w:pPr>
+      <w:hyperlink w:anchor="_Toc100027" w:history="1">
+        <w:r>
+          <w:t xml:space="preserve">A.9 Security recommendations for app1</w:t>
+        </w:r>
+        <w:r>
+          <w:tab/>
+        </w:r>
+        <w:r>
+          <w:fldChar w:fldCharType="begin"/>
+        </w:r>
+        <w:r>
+          <w:instrText xml:space="preserve"> PAGEREF _Toc100027 \h </w:instrText>
+        </w:r>
+        <w:r>
+          <w:fldChar w:fldCharType="separate"/>
+        </w:r>
+        <w:r>
+          <w:t xml:space="preserve">16</w:t>
+        </w:r>
+        <w:r>
+          <w:fldChar w:fldCharType="end"/>
+        </w:r>
+      </w:hyperlink>
       <w:r>
         <w:fldChar w:fldCharType="end"/>
       </w:r>
@@ -1427,7 +1459,7 @@
       </w:r>
       <w:r>
         <w:rPr/>
-        <w:t xml:space="preserve"> Check the whole chain with the test commands in section 3.5. The user appears in the SFTPGo admin console (http://localhost:8380/web/admin &gt; Users) after the first SFTP login.</w:t>
+        <w:t xml:space="preserve"> Check the whole chain with the test commands in section 3.5. The user appears on the mlw-storage Dashboard (http://localhost:8380, section 3.8) and in the SFTPGo admin console (http://localhost:8380/web/admin &gt; Users) after the first SFTP login.</w:t>
       </w:r>
     </w:p>
     <w:p>
@@ -4279,14 +4311,13 @@
     </w:p>
     <w:p>
       <w:pPr>
-        <w:pStyle w:val="Heading1"/>
-        <w:spacing w:before="0" w:after="0"/>
+        <w:pStyle w:val="Heading2"/>
         <w:rPr/>
       </w:pPr>
       <w:bookmarkStart w:id="917" w:name="_Toc100017"/>
       <w:r>
         <w:rPr/>
-        <w:t>Appendix A. What app1 must provide to connect</w:t>
+        <w:t>3.8 Checking users on the Dashboard</w:t>
       </w:r>
       <w:bookmarkEnd w:id="917"/>
     </w:p>
@@ -4297,6 +4328,144 @@
       </w:pPr>
       <w:r>
         <w:rPr/>
+        <w:t xml:space="preserve">The mlw-storage web UI shows who is using the storage. Open http://localhost:8380 (or your storage host's address, port 8380). You are taken to the sign-in page; sign in with the SFTPGo administrator account (the SFTPGO_ADMIN_USER and SFTPGO_ADMIN_PASSWORD from .env, unless you changed the password in SFTPGo). This is not a Keycloak login. After signing in you see the Dashboard.</w:t>
+      </w:r>
+    </w:p>
+    <w:p>
+      <w:pPr>
+        <w:pStyle w:val="Normal"/>
+        <w:rPr/>
+      </w:pPr>
+      <w:r>
+        <w:rPr/>
+        <w:t xml:space="preserve">The Dashboard has one row per SFTPGo user:</w:t>
+      </w:r>
+    </w:p>
+    <w:p>
+      <w:pPr>
+        <w:pStyle w:val="Normal"/>
+        <w:ind w:hanging="432" w:left="504"/>
+        <w:rPr/>
+      </w:pPr>
+      <w:r>
+        <w:rPr>
+          <w:b/>
+        </w:rPr>
+        <w:t xml:space="preserve">Username.</w:t>
+      </w:r>
+      <w:r>
+        <w:rPr/>
+        <w:t xml:space="preserve"> For Keycloak users this is the Keycloak user id (sub), the same value as in the user's Details tab.</w:t>
+      </w:r>
+    </w:p>
+    <w:p>
+      <w:pPr>
+        <w:pStyle w:val="Normal"/>
+        <w:ind w:hanging="432" w:left="504"/>
+        <w:rPr/>
+      </w:pPr>
+      <w:r>
+        <w:rPr>
+          <w:b/>
+        </w:rPr>
+        <w:t xml:space="preserve">Status.</w:t>
+      </w:r>
+      <w:r>
+        <w:rPr/>
+        <w:t xml:space="preserve"> Active, or Disabled if the user was disabled in SFTPGo.</w:t>
+      </w:r>
+    </w:p>
+    <w:p>
+      <w:pPr>
+        <w:pStyle w:val="Normal"/>
+        <w:ind w:hanging="432" w:left="504"/>
+        <w:rPr/>
+      </w:pPr>
+      <w:r>
+        <w:rPr>
+          <w:b/>
+        </w:rPr>
+        <w:t xml:space="preserve">Last login.</w:t>
+      </w:r>
+      <w:r>
+        <w:rPr/>
+        <w:t xml:space="preserve"> The time of the last SFTP, FTP or WebDAV login in UTC, or Never.</w:t>
+      </w:r>
+    </w:p>
+    <w:p>
+      <w:pPr>
+        <w:pStyle w:val="Normal"/>
+        <w:ind w:hanging="432" w:left="504"/>
+        <w:rPr/>
+      </w:pPr>
+      <w:r>
+        <w:rPr>
+          <w:b/>
+        </w:rPr>
+        <w:t xml:space="preserve">Description.</w:t>
+      </w:r>
+      <w:r>
+        <w:rPr/>
+        <w:t xml:space="preserve"> For a user created by Keycloak login this is the name and e-mail from the token, so you can tell whose directory a user id is. The Description is refreshed at each login.</w:t>
+      </w:r>
+    </w:p>
+    <w:p>
+      <w:pPr>
+        <w:pStyle w:val="Normal"/>
+        <w:rPr/>
+      </w:pPr>
+      <w:r>
+        <w:rPr/>
+        <w:t xml:space="preserve">Each table holds 20 users. If there are more, the rest continue in further tables. Use the left and right arrows centred below the table to go to the previous or next table; the label between them shows which users are on screen, for example 1..20 or 21..40. An arrow is greyed out at the first or last table. Only the table changes: the rest of the page stays as it is, and on a narrow screen only the table scrolls sideways.</w:t>
+      </w:r>
+    </w:p>
+    <w:p>
+      <w:pPr>
+        <w:pStyle w:val="Normal"/>
+        <w:rPr/>
+      </w:pPr>
+      <w:r>
+        <w:rPr/>
+        <w:t xml:space="preserve">The SFTPGo administration button at the top right opens the SFTPGo console for creating and changing users, folders and quotas. It has its own sign-in. A "mlw-storage Dashboard" button at the bottom left of every SFTPGo admin page, including its sign-in page, brings you back. The account icon at the top right shows your user name; click it for the Logout button, and click anywhere else to close the menu.</w:t>
+      </w:r>
+    </w:p>
+    <w:p>
+      <w:pPr>
+        <w:pStyle w:val="Normal"/>
+        <w:ind w:left="288"/>
+        <w:rPr/>
+      </w:pPr>
+      <w:r>
+        <w:rPr>
+          <w:b/>
+        </w:rPr>
+        <w:t xml:space="preserve">Note: </w:t>
+      </w:r>
+      <w:r>
+        <w:rPr/>
+        <w:t xml:space="preserve">Sessions end after 20 minutes (SFTPGo's token lifetime), when you log out, or when the gateway restarts; sign in again if the Dashboard returns you to the sign-in page. After 10 failed sign-ins from one address within 5 minutes, further attempts are refused for a while. The gateway serves plain HTTP, so in production put TLS in front of port 8380 (section 2.3).</w:t>
+      </w:r>
+    </w:p>
+    <w:p>
+      <w:pPr>
+        <w:pStyle w:val="Heading1"/>
+        <w:spacing w:before="0" w:after="0"/>
+        <w:rPr/>
+      </w:pPr>
+      <w:bookmarkStart w:id="918" w:name="_Toc100018"/>
+      <w:r>
+        <w:rPr/>
+        <w:t>Appendix A. What app1 must provide to connect</w:t>
+      </w:r>
+      <w:bookmarkEnd w:id="918"/>
+    </w:p>
+    <w:p>
+      <w:pPr>
+        <w:pStyle w:val="Normal"/>
+        <w:rPr/>
+      </w:pPr>
+      <w:r>
+        <w:rPr/>
         <w:t>This appendix is for the developers of app1 (or any application that connects to mlw-storage on behalf of a Keycloak user). app1 may run on a different machine from mlw-storage.</w:t>
       </w:r>
     </w:p>
@@ -4305,12 +4474,12 @@
         <w:pStyle w:val="Heading2"/>
         <w:rPr/>
       </w:pPr>
-      <w:bookmarkStart w:id="918" w:name="_Toc100018"/>
+      <w:bookmarkStart w:id="919" w:name="_Toc100019"/>
       <w:r>
         <w:rPr/>
         <w:t>A.1 Checklist</w:t>
       </w:r>
-      <w:bookmarkEnd w:id="918"/>
+      <w:bookmarkEnd w:id="919"/>
     </w:p>
     <w:p>
       <w:pPr>
@@ -4401,12 +4570,12 @@
         <w:pStyle w:val="Heading2"/>
         <w:rPr/>
       </w:pPr>
-      <w:bookmarkStart w:id="919" w:name="_Toc100019"/>
+      <w:bookmarkStart w:id="920" w:name="_Toc100020"/>
       <w:r>
         <w:rPr/>
         <w:t>A.2 The Keycloak access token</w:t>
       </w:r>
-      <w:bookmarkEnd w:id="919"/>
+      <w:bookmarkEnd w:id="920"/>
     </w:p>
     <w:tbl>
       <w:tblPr>
@@ -5030,12 +5199,12 @@
         <w:pStyle w:val="Heading2"/>
         <w:rPr/>
       </w:pPr>
-      <w:bookmarkStart w:id="920" w:name="_Toc100020"/>
+      <w:bookmarkStart w:id="921" w:name="_Toc100021"/>
       <w:r>
         <w:rPr/>
         <w:t>A.3 Network and trust</w:t>
       </w:r>
-      <w:bookmarkEnd w:id="920"/>
+      <w:bookmarkEnd w:id="921"/>
     </w:p>
     <w:p>
       <w:pPr>
@@ -5098,12 +5267,12 @@
         <w:pStyle w:val="Heading2"/>
         <w:rPr/>
       </w:pPr>
-      <w:bookmarkStart w:id="921" w:name="_Toc100021"/>
+      <w:bookmarkStart w:id="922" w:name="_Toc100022"/>
       <w:r>
         <w:rPr/>
         <w:t>A.4 Storage API</w:t>
       </w:r>
-      <w:bookmarkEnd w:id="921"/>
+      <w:bookmarkEnd w:id="922"/>
     </w:p>
     <w:p>
       <w:pPr>
@@ -5952,12 +6121,12 @@
         <w:pStyle w:val="Heading2"/>
         <w:rPr/>
       </w:pPr>
-      <w:bookmarkStart w:id="922" w:name="_Toc100022"/>
+      <w:bookmarkStart w:id="923" w:name="_Toc100023"/>
       <w:r>
         <w:rPr/>
         <w:t>A.5 SFTP connection</w:t>
       </w:r>
-      <w:bookmarkEnd w:id="922"/>
+      <w:bookmarkEnd w:id="923"/>
     </w:p>
     <w:tbl>
       <w:tblPr>
@@ -6521,12 +6690,12 @@
         <w:pStyle w:val="Heading2"/>
         <w:rPr/>
       </w:pPr>
-      <w:bookmarkStart w:id="923" w:name="_Toc100023"/>
+      <w:bookmarkStart w:id="924" w:name="_Toc100024"/>
       <w:r>
         <w:rPr/>
         <w:t>A.6 Sequence</w:t>
       </w:r>
-      <w:bookmarkEnd w:id="923"/>
+      <w:bookmarkEnd w:id="924"/>
     </w:p>
     <w:p>
       <w:pPr>
@@ -6568,12 +6737,12 @@
         <w:pStyle w:val="Heading2"/>
         <w:rPr/>
       </w:pPr>
-      <w:bookmarkStart w:id="924" w:name="_Toc100024"/>
+      <w:bookmarkStart w:id="925" w:name="_Toc100025"/>
       <w:r>
         <w:rPr/>
         <w:t>A.7 Error handling</w:t>
       </w:r>
-      <w:bookmarkEnd w:id="924"/>
+      <w:bookmarkEnd w:id="925"/>
     </w:p>
     <w:p>
       <w:pPr>
@@ -6650,12 +6819,12 @@
         <w:pStyle w:val="Heading2"/>
         <w:rPr/>
       </w:pPr>
-      <w:bookmarkStart w:id="925" w:name="_Toc100025"/>
+      <w:bookmarkStart w:id="926" w:name="_Toc100026"/>
       <w:r>
         <w:rPr/>
         <w:t>A.8 Example (Python)</w:t>
       </w:r>
-      <w:bookmarkEnd w:id="925"/>
+      <w:bookmarkEnd w:id="926"/>
     </w:p>
     <w:p>
       <w:pPr>
@@ -6754,12 +6923,12 @@
         <w:pStyle w:val="Heading2"/>
         <w:rPr/>
       </w:pPr>
-      <w:bookmarkStart w:id="926" w:name="_Toc100026"/>
+      <w:bookmarkStart w:id="927" w:name="_Toc100027"/>
       <w:r>
         <w:rPr/>
         <w:t>A.9 Security recommendations for app1</w:t>
       </w:r>
-      <w:bookmarkEnd w:id="926"/>
+      <w:bookmarkEnd w:id="927"/>
     </w:p>
     <w:p>
       <w:pPr>

--- a/doc/mlw-storage_User_Guide.docx
+++ b/doc/mlw-storage_User_Guide.docx
@@ -166,7 +166,7 @@
           <w:rPr>
             <w:b/>
           </w:rPr>
-          <w:t xml:space="preserve">3</w:t>
+          <w:t xml:space="preserve">4</w:t>
         </w:r>
         <w:r>
           <w:rPr>
@@ -219,7 +219,7 @@
           <w:rPr>
             <w:b/>
           </w:rPr>
-          <w:t xml:space="preserve">3</w:t>
+          <w:t xml:space="preserve">4</w:t>
         </w:r>
         <w:r>
           <w:rPr>
@@ -254,7 +254,7 @@
           <w:fldChar w:fldCharType="separate"/>
         </w:r>
         <w:r>
-          <w:t xml:space="preserve">3</w:t>
+          <w:t xml:space="preserve">4</w:t>
         </w:r>
         <w:r>
           <w:fldChar w:fldCharType="end"/>
@@ -286,7 +286,7 @@
           <w:fldChar w:fldCharType="separate"/>
         </w:r>
         <w:r>
-          <w:t xml:space="preserve">4</w:t>
+          <w:t xml:space="preserve">5</w:t>
         </w:r>
         <w:r>
           <w:fldChar w:fldCharType="end"/>
@@ -318,7 +318,7 @@
           <w:fldChar w:fldCharType="separate"/>
         </w:r>
         <w:r>
-          <w:t xml:space="preserve">4</w:t>
+          <w:t xml:space="preserve">5</w:t>
         </w:r>
         <w:r>
           <w:fldChar w:fldCharType="end"/>
@@ -368,7 +368,7 @@
           <w:rPr>
             <w:b/>
           </w:rPr>
-          <w:t xml:space="preserve">5</w:t>
+          <w:t xml:space="preserve">6</w:t>
         </w:r>
         <w:r>
           <w:rPr>
@@ -403,7 +403,7 @@
           <w:fldChar w:fldCharType="separate"/>
         </w:r>
         <w:r>
-          <w:t xml:space="preserve">5</w:t>
+          <w:t xml:space="preserve">6</w:t>
         </w:r>
         <w:r>
           <w:fldChar w:fldCharType="end"/>
@@ -435,7 +435,7 @@
           <w:fldChar w:fldCharType="separate"/>
         </w:r>
         <w:r>
-          <w:t xml:space="preserve">6</w:t>
+          <w:t xml:space="preserve">7</w:t>
         </w:r>
         <w:r>
           <w:fldChar w:fldCharType="end"/>
@@ -467,7 +467,7 @@
           <w:fldChar w:fldCharType="separate"/>
         </w:r>
         <w:r>
-          <w:t xml:space="preserve">6</w:t>
+          <w:t xml:space="preserve">7</w:t>
         </w:r>
         <w:r>
           <w:fldChar w:fldCharType="end"/>
@@ -499,7 +499,7 @@
           <w:fldChar w:fldCharType="separate"/>
         </w:r>
         <w:r>
-          <w:t xml:space="preserve">6</w:t>
+          <w:t xml:space="preserve">7</w:t>
         </w:r>
         <w:r>
           <w:fldChar w:fldCharType="end"/>
@@ -531,7 +531,7 @@
           <w:fldChar w:fldCharType="separate"/>
         </w:r>
         <w:r>
-          <w:t xml:space="preserve">6</w:t>
+          <w:t xml:space="preserve">7</w:t>
         </w:r>
         <w:r>
           <w:fldChar w:fldCharType="end"/>
@@ -563,7 +563,7 @@
           <w:fldChar w:fldCharType="separate"/>
         </w:r>
         <w:r>
-          <w:t xml:space="preserve">7</w:t>
+          <w:t xml:space="preserve">8</w:t>
         </w:r>
         <w:r>
           <w:fldChar w:fldCharType="end"/>
@@ -595,7 +595,7 @@
           <w:fldChar w:fldCharType="separate"/>
         </w:r>
         <w:r>
-          <w:t xml:space="preserve">7</w:t>
+          <w:t xml:space="preserve">8</w:t>
         </w:r>
         <w:r>
           <w:fldChar w:fldCharType="end"/>
@@ -627,7 +627,7 @@
           <w:fldChar w:fldCharType="separate"/>
         </w:r>
         <w:r>
-          <w:t xml:space="preserve">7</w:t>
+          <w:t xml:space="preserve">8</w:t>
         </w:r>
         <w:r>
           <w:fldChar w:fldCharType="end"/>
@@ -659,7 +659,7 @@
           <w:fldChar w:fldCharType="separate"/>
         </w:r>
         <w:r>
-          <w:t xml:space="preserve">8</w:t>
+          <w:t xml:space="preserve">9</w:t>
         </w:r>
         <w:r>
           <w:fldChar w:fldCharType="end"/>
@@ -691,7 +691,7 @@
           <w:fldChar w:fldCharType="separate"/>
         </w:r>
         <w:r>
-          <w:t xml:space="preserve">8</w:t>
+          <w:t xml:space="preserve">9</w:t>
         </w:r>
         <w:r>
           <w:fldChar w:fldCharType="end"/>
@@ -723,7 +723,7 @@
           <w:fldChar w:fldCharType="separate"/>
         </w:r>
         <w:r>
-          <w:t xml:space="preserve">9</w:t>
+          <w:t xml:space="preserve">10</w:t>
         </w:r>
         <w:r>
           <w:fldChar w:fldCharType="end"/>
@@ -755,7 +755,39 @@
           <w:fldChar w:fldCharType="separate"/>
         </w:r>
         <w:r>
-          <w:t xml:space="preserve">11</w:t>
+          <w:t xml:space="preserve">12</w:t>
+        </w:r>
+        <w:r>
+          <w:fldChar w:fldCharType="end"/>
+        </w:r>
+      </w:hyperlink>
+    </w:p>
+    <w:p>
+      <w:pPr>
+        <w:tabs>
+          <w:tab w:pos="9360" w:val="right" w:leader="dot"/>
+        </w:tabs>
+        <w:spacing w:after="60" w:before="0"/>
+        <w:ind w:left="320"/>
+      </w:pPr>
+      <w:hyperlink w:anchor="_Toc100018" w:history="1">
+        <w:r>
+          <w:t xml:space="preserve">3.9 Detecting external drives (optional)</w:t>
+        </w:r>
+        <w:r>
+          <w:tab/>
+        </w:r>
+        <w:r>
+          <w:fldChar w:fldCharType="begin"/>
+        </w:r>
+        <w:r>
+          <w:instrText xml:space="preserve"> PAGEREF _Toc100018 \h </w:instrText>
+        </w:r>
+        <w:r>
+          <w:fldChar w:fldCharType="separate"/>
+        </w:r>
+        <w:r>
+          <w:t xml:space="preserve">12</w:t>
         </w:r>
         <w:r>
           <w:fldChar w:fldCharType="end"/>
@@ -770,7 +802,7 @@
         <w:spacing w:after="80" w:before="120"/>
         <w:ind w:left="0"/>
       </w:pPr>
-      <w:hyperlink w:anchor="_Toc100018" w:history="1">
+      <w:hyperlink w:anchor="_Toc100019" w:history="1">
         <w:r>
           <w:rPr>
             <w:b/>
@@ -793,7 +825,7 @@
           <w:rPr>
             <w:b/>
           </w:rPr>
-          <w:instrText xml:space="preserve"> PAGEREF _Toc100018 \h </w:instrText>
+          <w:instrText xml:space="preserve"> PAGEREF _Toc100019 \h </w:instrText>
         </w:r>
         <w:r>
           <w:rPr>
@@ -805,7 +837,7 @@
           <w:rPr>
             <w:b/>
           </w:rPr>
-          <w:t xml:space="preserve">12</w:t>
+          <w:t xml:space="preserve">13</w:t>
         </w:r>
         <w:r>
           <w:rPr>
@@ -823,7 +855,7 @@
         <w:spacing w:after="60" w:before="0"/>
         <w:ind w:left="320"/>
       </w:pPr>
-      <w:hyperlink w:anchor="_Toc100019" w:history="1">
+      <w:hyperlink w:anchor="_Toc100020" w:history="1">
         <w:r>
           <w:t xml:space="preserve">A.1 Checklist</w:t>
         </w:r>
@@ -834,13 +866,13 @@
           <w:fldChar w:fldCharType="begin"/>
         </w:r>
         <w:r>
-          <w:instrText xml:space="preserve"> PAGEREF _Toc100019 \h </w:instrText>
+          <w:instrText xml:space="preserve"> PAGEREF _Toc100020 \h </w:instrText>
         </w:r>
         <w:r>
           <w:fldChar w:fldCharType="separate"/>
         </w:r>
         <w:r>
-          <w:t xml:space="preserve">12</w:t>
+          <w:t xml:space="preserve">14</w:t>
         </w:r>
         <w:r>
           <w:fldChar w:fldCharType="end"/>
@@ -855,7 +887,7 @@
         <w:spacing w:after="60" w:before="0"/>
         <w:ind w:left="320"/>
       </w:pPr>
-      <w:hyperlink w:anchor="_Toc100020" w:history="1">
+      <w:hyperlink w:anchor="_Toc100021" w:history="1">
         <w:r>
           <w:t xml:space="preserve">A.2 The Keycloak access token</w:t>
         </w:r>
@@ -866,13 +898,13 @@
           <w:fldChar w:fldCharType="begin"/>
         </w:r>
         <w:r>
-          <w:instrText xml:space="preserve"> PAGEREF _Toc100020 \h </w:instrText>
+          <w:instrText xml:space="preserve"> PAGEREF _Toc100021 \h </w:instrText>
         </w:r>
         <w:r>
           <w:fldChar w:fldCharType="separate"/>
         </w:r>
         <w:r>
-          <w:t xml:space="preserve">12</w:t>
+          <w:t xml:space="preserve">14</w:t>
         </w:r>
         <w:r>
           <w:fldChar w:fldCharType="end"/>
@@ -887,7 +919,7 @@
         <w:spacing w:after="60" w:before="0"/>
         <w:ind w:left="320"/>
       </w:pPr>
-      <w:hyperlink w:anchor="_Toc100021" w:history="1">
+      <w:hyperlink w:anchor="_Toc100022" w:history="1">
         <w:r>
           <w:t xml:space="preserve">A.3 Network and trust</w:t>
         </w:r>
@@ -898,13 +930,13 @@
           <w:fldChar w:fldCharType="begin"/>
         </w:r>
         <w:r>
-          <w:instrText xml:space="preserve"> PAGEREF _Toc100021 \h </w:instrText>
+          <w:instrText xml:space="preserve"> PAGEREF _Toc100022 \h </w:instrText>
         </w:r>
         <w:r>
           <w:fldChar w:fldCharType="separate"/>
         </w:r>
         <w:r>
-          <w:t xml:space="preserve">13</w:t>
+          <w:t xml:space="preserve">15</w:t>
         </w:r>
         <w:r>
           <w:fldChar w:fldCharType="end"/>
@@ -919,7 +951,7 @@
         <w:spacing w:after="60" w:before="0"/>
         <w:ind w:left="320"/>
       </w:pPr>
-      <w:hyperlink w:anchor="_Toc100022" w:history="1">
+      <w:hyperlink w:anchor="_Toc100023" w:history="1">
         <w:r>
           <w:t xml:space="preserve">A.4 Storage API</w:t>
         </w:r>
@@ -930,13 +962,13 @@
           <w:fldChar w:fldCharType="begin"/>
         </w:r>
         <w:r>
-          <w:instrText xml:space="preserve"> PAGEREF _Toc100022 \h </w:instrText>
+          <w:instrText xml:space="preserve"> PAGEREF _Toc100023 \h </w:instrText>
         </w:r>
         <w:r>
           <w:fldChar w:fldCharType="separate"/>
         </w:r>
         <w:r>
-          <w:t xml:space="preserve">13</w:t>
+          <w:t xml:space="preserve">15</w:t>
         </w:r>
         <w:r>
           <w:fldChar w:fldCharType="end"/>
@@ -951,7 +983,7 @@
         <w:spacing w:after="60" w:before="0"/>
         <w:ind w:left="320"/>
       </w:pPr>
-      <w:hyperlink w:anchor="_Toc100023" w:history="1">
+      <w:hyperlink w:anchor="_Toc100024" w:history="1">
         <w:r>
           <w:t xml:space="preserve">A.5 SFTP connection</w:t>
         </w:r>
@@ -962,13 +994,13 @@
           <w:fldChar w:fldCharType="begin"/>
         </w:r>
         <w:r>
-          <w:instrText xml:space="preserve"> PAGEREF _Toc100023 \h </w:instrText>
+          <w:instrText xml:space="preserve"> PAGEREF _Toc100024 \h </w:instrText>
         </w:r>
         <w:r>
           <w:fldChar w:fldCharType="separate"/>
         </w:r>
         <w:r>
-          <w:t xml:space="preserve">14</w:t>
+          <w:t xml:space="preserve">16</w:t>
         </w:r>
         <w:r>
           <w:fldChar w:fldCharType="end"/>
@@ -983,7 +1015,7 @@
         <w:spacing w:after="60" w:before="0"/>
         <w:ind w:left="320"/>
       </w:pPr>
-      <w:hyperlink w:anchor="_Toc100024" w:history="1">
+      <w:hyperlink w:anchor="_Toc100025" w:history="1">
         <w:r>
           <w:t xml:space="preserve">A.6 Sequence</w:t>
         </w:r>
@@ -994,13 +1026,13 @@
           <w:fldChar w:fldCharType="begin"/>
         </w:r>
         <w:r>
-          <w:instrText xml:space="preserve"> PAGEREF _Toc100024 \h </w:instrText>
+          <w:instrText xml:space="preserve"> PAGEREF _Toc100025 \h </w:instrText>
         </w:r>
         <w:r>
           <w:fldChar w:fldCharType="separate"/>
         </w:r>
         <w:r>
-          <w:t xml:space="preserve">15</w:t>
+          <w:t xml:space="preserve">17</w:t>
         </w:r>
         <w:r>
           <w:fldChar w:fldCharType="end"/>
@@ -1015,7 +1047,7 @@
         <w:spacing w:after="60" w:before="0"/>
         <w:ind w:left="320"/>
       </w:pPr>
-      <w:hyperlink w:anchor="_Toc100025" w:history="1">
+      <w:hyperlink w:anchor="_Toc100026" w:history="1">
         <w:r>
           <w:t xml:space="preserve">A.7 Error handling</w:t>
         </w:r>
@@ -1026,13 +1058,13 @@
           <w:fldChar w:fldCharType="begin"/>
         </w:r>
         <w:r>
-          <w:instrText xml:space="preserve"> PAGEREF _Toc100025 \h </w:instrText>
+          <w:instrText xml:space="preserve"> PAGEREF _Toc100026 \h </w:instrText>
         </w:r>
         <w:r>
           <w:fldChar w:fldCharType="separate"/>
         </w:r>
         <w:r>
-          <w:t xml:space="preserve">15</w:t>
+          <w:t xml:space="preserve">17</w:t>
         </w:r>
         <w:r>
           <w:fldChar w:fldCharType="end"/>
@@ -1047,7 +1079,7 @@
         <w:spacing w:after="60" w:before="0"/>
         <w:ind w:left="320"/>
       </w:pPr>
-      <w:hyperlink w:anchor="_Toc100026" w:history="1">
+      <w:hyperlink w:anchor="_Toc100027" w:history="1">
         <w:r>
           <w:t xml:space="preserve">A.8 Example (Python)</w:t>
         </w:r>
@@ -1058,13 +1090,13 @@
           <w:fldChar w:fldCharType="begin"/>
         </w:r>
         <w:r>
-          <w:instrText xml:space="preserve"> PAGEREF _Toc100026 \h </w:instrText>
+          <w:instrText xml:space="preserve"> PAGEREF _Toc100027 \h </w:instrText>
         </w:r>
         <w:r>
           <w:fldChar w:fldCharType="separate"/>
         </w:r>
         <w:r>
-          <w:t xml:space="preserve">15</w:t>
+          <w:t xml:space="preserve">17</w:t>
         </w:r>
         <w:r>
           <w:fldChar w:fldCharType="end"/>
@@ -1079,7 +1111,7 @@
         <w:spacing w:after="60" w:before="0"/>
         <w:ind w:left="320"/>
       </w:pPr>
-      <w:hyperlink w:anchor="_Toc100027" w:history="1">
+      <w:hyperlink w:anchor="_Toc100028" w:history="1">
         <w:r>
           <w:t xml:space="preserve">A.9 Security recommendations for app1</w:t>
         </w:r>
@@ -1090,13 +1122,13 @@
           <w:fldChar w:fldCharType="begin"/>
         </w:r>
         <w:r>
-          <w:instrText xml:space="preserve"> PAGEREF _Toc100027 \h </w:instrText>
+          <w:instrText xml:space="preserve"> PAGEREF _Toc100028 \h </w:instrText>
         </w:r>
         <w:r>
           <w:fldChar w:fldCharType="separate"/>
         </w:r>
         <w:r>
-          <w:t xml:space="preserve">16</w:t>
+          <w:t xml:space="preserve">18</w:t>
         </w:r>
         <w:r>
           <w:fldChar w:fldCharType="end"/>
@@ -4448,14 +4480,13 @@
     </w:p>
     <w:p>
       <w:pPr>
-        <w:pStyle w:val="Heading1"/>
-        <w:spacing w:before="0" w:after="0"/>
+        <w:pStyle w:val="Heading2"/>
         <w:rPr/>
       </w:pPr>
       <w:bookmarkStart w:id="918" w:name="_Toc100018"/>
       <w:r>
         <w:rPr/>
-        <w:t>Appendix A. What app1 must provide to connect</w:t>
+        <w:t>3.9 Detecting external drives (optional)</w:t>
       </w:r>
       <w:bookmarkEnd w:id="918"/>
     </w:p>
@@ -4466,20 +4497,165 @@
       </w:pPr>
       <w:r>
         <w:rPr/>
-        <w:t>This appendix is for the developers of app1 (or any application that connects to mlw-storage on behalf of a Keycloak user). app1 may run on a different machine from mlw-storage.</w:t>
+        <w:t xml:space="preserve">While mlw-storage runs it can notice USB sticks, external disks and other physical drives that are mounted on this machine, and offer them on the Drives page. Nothing is made available until you enable it. Use this section to turn the feature on and to deal with a drive that has been plugged in.</w:t>
       </w:r>
     </w:p>
     <w:p>
       <w:pPr>
+        <w:pStyle w:val="Normal"/>
+        <w:ind w:hanging="432" w:left="504"/>
+        <w:rPr/>
+      </w:pPr>
+      <w:r>
+        <w:rPr>
+          <w:b/>
+        </w:rPr>
+        <w:t xml:space="preserve">1.  Turn it on.</w:t>
+      </w:r>
+      <w:r>
+        <w:rPr/>
+        <w:t xml:space="preserve"> Once, add the drive detection file to COMPOSE_FILE in .env (keep your other entries), then restart. If your desktop mounts drives somewhere other than /media, for example /run/media on Fedora or Arch, also set MLW_MEDIA_DIR:</w:t>
+      </w:r>
+    </w:p>
+    <w:p>
+      <w:pPr>
+        <w:pStyle w:val="Normal"/>
+        <w:ind w:left="288"/>
+        <w:rPr/>
+      </w:pPr>
+      <w:r>
+        <w:rPr>
+          <w:rFonts w:eastAsia="Consolas" w:ascii="Consolas" w:hAnsi="Consolas"/>
+          <w:sz w:val="18"/>
+        </w:rPr>
+        <w:t xml:space="preserve">COMPOSE_FILE=docker-compose.yml:docker-compose.keycloak.yml:docker-compose.media.yml</w:t>
+        <w:br/>
+        <w:t xml:space="preserve"># MLW_MEDIA_DIR=/run/media</w:t>
+        <w:br/>
+        <w:t xml:space="preserve"/>
+        <w:br/>
+        <w:t xml:space="preserve">docker compose up -d --build</w:t>
+      </w:r>
+    </w:p>
+    <w:p>
+      <w:pPr>
+        <w:pStyle w:val="Normal"/>
+        <w:ind w:hanging="432" w:left="504"/>
+        <w:rPr/>
+      </w:pPr>
+      <w:r>
+        <w:rPr>
+          <w:b/>
+        </w:rPr>
+        <w:t xml:space="preserve">2.  Plug in a drive.</w:t>
+      </w:r>
+      <w:r>
+        <w:rPr/>
+        <w:t xml:space="preserve"> With the stack running, plug in the drive and let the desktop mount it (it normally appears under /media/&lt;user&gt;/&lt;label&gt;). Within a second a red count appears on the Drives link in the top bar, on whichever page you are looking at.</w:t>
+      </w:r>
+    </w:p>
+    <w:p>
+      <w:pPr>
+        <w:pStyle w:val="Normal"/>
+        <w:ind w:hanging="432" w:left="504"/>
+        <w:rPr/>
+      </w:pPr>
+      <w:r>
+        <w:rPr>
+          <w:b/>
+        </w:rPr>
+        <w:t xml:space="preserve">3.  Decide.</w:t>
+      </w:r>
+      <w:r>
+        <w:rPr/>
+        <w:t xml:space="preserve"> Open the Drives page. The drive is listed as "New: not enabled" with its label, device, mount point, type and size. Press Enable to make it available to mlw-storage, or Ignore if it is not meant for mlw-storage. The status changes to Available (or Ignored) and the count disappears.</w:t>
+      </w:r>
+    </w:p>
+    <w:p>
+      <w:pPr>
+        <w:pStyle w:val="Normal"/>
+        <w:ind w:hanging="432" w:left="504"/>
+        <w:rPr/>
+      </w:pPr>
+      <w:r>
+        <w:rPr>
+          <w:b/>
+        </w:rPr>
+        <w:t xml:space="preserve">4.  Unplug it.</w:t>
+      </w:r>
+      <w:r>
+        <w:rPr/>
+        <w:t xml:space="preserve"> Unmount or eject the drive as usual. The Drives page changes by itself: an enabled drive stays in the list as "Not mounted". Press Remove to forget it. If you plug it in again before that, it becomes Available at once, without asking again. A drive you ignored simply disappears when it is removed.</w:t>
+      </w:r>
+    </w:p>
+    <w:p>
+      <w:pPr>
+        <w:pStyle w:val="Normal"/>
+        <w:ind w:hanging="432" w:left="504"/>
+        <w:rPr/>
+      </w:pPr>
+      <w:r>
+        <w:rPr>
+          <w:b/>
+        </w:rPr>
+        <w:t xml:space="preserve">5.  Change your mind.</w:t>
+      </w:r>
+      <w:r>
+        <w:rPr/>
+        <w:t xml:space="preserve"> Disable turns an Available drive off (it is then listed as Ignored); Enable on an Ignored drive makes it available again.</w:t>
+      </w:r>
+    </w:p>
+    <w:p>
+      <w:pPr>
+        <w:pStyle w:val="Normal"/>
+        <w:ind w:left="288"/>
+        <w:rPr/>
+      </w:pPr>
+      <w:r>
+        <w:rPr>
+          <w:b/>
+        </w:rPr>
+        <w:t xml:space="preserve">Note: </w:t>
+      </w:r>
+      <w:r>
+        <w:rPr/>
+        <w:t xml:space="preserve">Only physical drives are reported. Disk images (loop devices), network shares and mounts outside the media directory are ignored. Enabling a drive only records your decision and shows it as Available in the web UI; its files are not yet shared through SFTP. The drive is never written to. There is no pop-up on the desktop, because mlw-storage runs in a container: the question is asked on the Drives page. Used space may be missing; the page then shows only the size of the device.</w:t>
+      </w:r>
+    </w:p>
+    <w:p>
+      <w:pPr>
+        <w:pStyle w:val="Heading1"/>
+        <w:spacing w:before="0" w:after="0"/>
+        <w:rPr/>
+      </w:pPr>
+      <w:bookmarkStart w:id="919" w:name="_Toc100019"/>
+      <w:r>
+        <w:rPr/>
+        <w:t>Appendix A. What app1 must provide to connect</w:t>
+      </w:r>
+      <w:bookmarkEnd w:id="919"/>
+    </w:p>
+    <w:p>
+      <w:pPr>
+        <w:pStyle w:val="Normal"/>
+        <w:rPr/>
+      </w:pPr>
+      <w:r>
+        <w:rPr/>
+        <w:t>This appendix is for the developers of app1 (or any application that connects to mlw-storage on behalf of a Keycloak user). app1 may run on a different machine from mlw-storage.</w:t>
+      </w:r>
+    </w:p>
+    <w:p>
+      <w:pPr>
         <w:pStyle w:val="Heading2"/>
         <w:rPr/>
       </w:pPr>
-      <w:bookmarkStart w:id="919" w:name="_Toc100019"/>
+      <w:bookmarkStart w:id="920" w:name="_Toc100020"/>
       <w:r>
         <w:rPr/>
         <w:t>A.1 Checklist</w:t>
       </w:r>
-      <w:bookmarkEnd w:id="919"/>
+      <w:bookmarkEnd w:id="920"/>
     </w:p>
     <w:p>
       <w:pPr>
@@ -4570,12 +4746,12 @@
         <w:pStyle w:val="Heading2"/>
         <w:rPr/>
       </w:pPr>
-      <w:bookmarkStart w:id="920" w:name="_Toc100020"/>
+      <w:bookmarkStart w:id="921" w:name="_Toc100021"/>
       <w:r>
         <w:rPr/>
         <w:t>A.2 The Keycloak access token</w:t>
       </w:r>
-      <w:bookmarkEnd w:id="920"/>
+      <w:bookmarkEnd w:id="921"/>
     </w:p>
     <w:tbl>
       <w:tblPr>
@@ -5199,12 +5375,12 @@
         <w:pStyle w:val="Heading2"/>
         <w:rPr/>
       </w:pPr>
-      <w:bookmarkStart w:id="921" w:name="_Toc100021"/>
+      <w:bookmarkStart w:id="922" w:name="_Toc100022"/>
       <w:r>
         <w:rPr/>
         <w:t>A.3 Network and trust</w:t>
       </w:r>
-      <w:bookmarkEnd w:id="921"/>
+      <w:bookmarkEnd w:id="922"/>
     </w:p>
     <w:p>
       <w:pPr>
@@ -5267,12 +5443,12 @@
         <w:pStyle w:val="Heading2"/>
         <w:rPr/>
       </w:pPr>
-      <w:bookmarkStart w:id="922" w:name="_Toc100022"/>
+      <w:bookmarkStart w:id="923" w:name="_Toc100023"/>
       <w:r>
         <w:rPr/>
         <w:t>A.4 Storage API</w:t>
       </w:r>
-      <w:bookmarkEnd w:id="922"/>
+      <w:bookmarkEnd w:id="923"/>
     </w:p>
     <w:p>
       <w:pPr>
@@ -6121,12 +6297,12 @@
         <w:pStyle w:val="Heading2"/>
         <w:rPr/>
       </w:pPr>
-      <w:bookmarkStart w:id="923" w:name="_Toc100023"/>
+      <w:bookmarkStart w:id="924" w:name="_Toc100024"/>
       <w:r>
         <w:rPr/>
         <w:t>A.5 SFTP connection</w:t>
       </w:r>
-      <w:bookmarkEnd w:id="923"/>
+      <w:bookmarkEnd w:id="924"/>
     </w:p>
     <w:tbl>
       <w:tblPr>
@@ -6690,12 +6866,12 @@
         <w:pStyle w:val="Heading2"/>
         <w:rPr/>
       </w:pPr>
-      <w:bookmarkStart w:id="924" w:name="_Toc100024"/>
+      <w:bookmarkStart w:id="925" w:name="_Toc100025"/>
       <w:r>
         <w:rPr/>
         <w:t>A.6 Sequence</w:t>
       </w:r>
-      <w:bookmarkEnd w:id="924"/>
+      <w:bookmarkEnd w:id="925"/>
     </w:p>
     <w:p>
       <w:pPr>
@@ -6737,12 +6913,12 @@
         <w:pStyle w:val="Heading2"/>
         <w:rPr/>
       </w:pPr>
-      <w:bookmarkStart w:id="925" w:name="_Toc100025"/>
+      <w:bookmarkStart w:id="926" w:name="_Toc100026"/>
       <w:r>
         <w:rPr/>
         <w:t>A.7 Error handling</w:t>
       </w:r>
-      <w:bookmarkEnd w:id="925"/>
+      <w:bookmarkEnd w:id="926"/>
     </w:p>
     <w:p>
       <w:pPr>
@@ -6819,12 +6995,12 @@
         <w:pStyle w:val="Heading2"/>
         <w:rPr/>
       </w:pPr>
-      <w:bookmarkStart w:id="926" w:name="_Toc100026"/>
+      <w:bookmarkStart w:id="927" w:name="_Toc100027"/>
       <w:r>
         <w:rPr/>
         <w:t>A.8 Example (Python)</w:t>
       </w:r>
-      <w:bookmarkEnd w:id="926"/>
+      <w:bookmarkEnd w:id="927"/>
     </w:p>
     <w:p>
       <w:pPr>
@@ -6923,12 +7099,12 @@
         <w:pStyle w:val="Heading2"/>
         <w:rPr/>
       </w:pPr>
-      <w:bookmarkStart w:id="927" w:name="_Toc100027"/>
+      <w:bookmarkStart w:id="928" w:name="_Toc100028"/>
       <w:r>
         <w:rPr/>
         <w:t>A.9 Security recommendations for app1</w:t>
       </w:r>
-      <w:bookmarkEnd w:id="927"/>
+      <w:bookmarkEnd w:id="928"/>
     </w:p>
     <w:p>
       <w:pPr>

--- a/doc/mlw-storage_User_Guide.docx
+++ b/doc/mlw-storage_User_Guide.docx
@@ -837,7 +837,7 @@
           <w:rPr>
             <w:b/>
           </w:rPr>
-          <w:t xml:space="preserve">13</w:t>
+          <w:t xml:space="preserve">14</w:t>
         </w:r>
         <w:r>
           <w:rPr>
@@ -968,7 +968,7 @@
           <w:fldChar w:fldCharType="separate"/>
         </w:r>
         <w:r>
-          <w:t xml:space="preserve">15</w:t>
+          <w:t xml:space="preserve">16</w:t>
         </w:r>
         <w:r>
           <w:fldChar w:fldCharType="end"/>
@@ -1096,7 +1096,7 @@
           <w:fldChar w:fldCharType="separate"/>
         </w:r>
         <w:r>
-          <w:t xml:space="preserve">17</w:t>
+          <w:t xml:space="preserve">18</w:t>
         </w:r>
         <w:r>
           <w:fldChar w:fldCharType="end"/>
@@ -1128,7 +1128,7 @@
           <w:fldChar w:fldCharType="separate"/>
         </w:r>
         <w:r>
-          <w:t xml:space="preserve">18</w:t>
+          <w:t xml:space="preserve">19</w:t>
         </w:r>
         <w:r>
           <w:fldChar w:fldCharType="end"/>
@@ -4603,6 +4603,442 @@
       <w:r>
         <w:rPr/>
         <w:t xml:space="preserve"> Disable turns an Available drive off (it is then listed as Ignored); Enable on an Ignored drive makes it available again.</w:t>
+      </w:r>
+    </w:p>
+    <w:p>
+      <w:pPr>
+        <w:pStyle w:val="Normal"/>
+        <w:ind w:hanging="432" w:left="504"/>
+        <w:rPr/>
+      </w:pPr>
+      <w:r>
+        <w:rPr>
+          <w:b/>
+        </w:rPr>
+        <w:t xml:space="preserve">6.  Add a drive by hand.</w:t>
+      </w:r>
+      <w:r>
+        <w:rPr/>
+        <w:t xml:space="preserve"> If a drive is mounted under the media directory but does not appear on the Drives page (for example a network or FUSE volume), press Add drive at the top right of the Drives page. A dialog opens with these fields:</w:t>
+      </w:r>
+    </w:p>
+    <w:tbl>
+      <w:tblPr>
+        <w:tblStyle w:val="TableGrid"/>
+        <w:tblW w:w="9360" w:type="dxa"/>
+        <w:jc w:val="left"/>
+        <w:tblInd w:w="0" w:type="dxa"/>
+        <w:tblLayout w:type="fixed"/>
+        <w:tblCellMar>
+          <w:top w:w="0" w:type="dxa"/>
+          <w:left w:w="108" w:type="dxa"/>
+          <w:bottom w:w="0" w:type="dxa"/>
+          <w:right w:w="108" w:type="dxa"/>
+        </w:tblCellMar>
+        <w:tblLook w:val="04a0" w:noHBand="0" w:noVBand="1" w:firstColumn="1" w:lastRow="0" w:lastColumn="0" w:firstRow="1"/>
+      </w:tblPr>
+      <w:tblGrid>
+        <w:gridCol w:w="4680"/>
+        <w:gridCol w:w="4679"/>
+      </w:tblGrid>
+      <w:tr>
+        <w:trPr/>
+        <w:tc>
+          <w:tcPr>
+            <w:tcW w:w="4680" w:type="dxa"/>
+            <w:tcBorders/>
+            <w:shd w:color="auto" w:fill="DCE6F1" w:val="clear"/>
+          </w:tcPr>
+          <w:p>
+            <w:pPr>
+              <w:pStyle w:val="Normal"/>
+              <w:widowControl/>
+              <w:spacing w:lineRule="auto" w:line="240" w:before="0" w:after="40"/>
+              <w:jc w:val="left"/>
+              <w:rPr>
+                <w:rFonts w:eastAsia="ＭＳ 明朝" w:cs=""/>
+                <w:kern w:val="0"/>
+                <w:szCs w:val="22"/>
+                <w:lang w:val="en-US" w:eastAsia="en-US" w:bidi="ar-SA"/>
+              </w:rPr>
+            </w:pPr>
+            <w:r>
+              <w:rPr>
+                <w:rFonts w:eastAsia="ＭＳ 明朝" w:cs=""/>
+                <w:b/>
+                <w:kern w:val="0"/>
+                <w:sz w:val="20"/>
+                <w:szCs w:val="22"/>
+                <w:lang w:val="en-US" w:eastAsia="en-US" w:bidi="ar-SA"/>
+              </w:rPr>
+              <w:t xml:space="preserve">Field</w:t>
+            </w:r>
+          </w:p>
+        </w:tc>
+        <w:tc>
+          <w:tcPr>
+            <w:tcW w:w="4679" w:type="dxa"/>
+            <w:tcBorders/>
+            <w:shd w:color="auto" w:fill="DCE6F1" w:val="clear"/>
+          </w:tcPr>
+          <w:p>
+            <w:pPr>
+              <w:pStyle w:val="Normal"/>
+              <w:widowControl/>
+              <w:spacing w:lineRule="auto" w:line="240" w:before="0" w:after="40"/>
+              <w:jc w:val="left"/>
+              <w:rPr>
+                <w:rFonts w:eastAsia="ＭＳ 明朝" w:cs=""/>
+                <w:kern w:val="0"/>
+                <w:szCs w:val="22"/>
+                <w:lang w:val="en-US" w:eastAsia="en-US" w:bidi="ar-SA"/>
+              </w:rPr>
+            </w:pPr>
+            <w:r>
+              <w:rPr>
+                <w:rFonts w:eastAsia="ＭＳ 明朝" w:cs=""/>
+                <w:b/>
+                <w:kern w:val="0"/>
+                <w:sz w:val="20"/>
+                <w:szCs w:val="22"/>
+                <w:lang w:val="en-US" w:eastAsia="en-US" w:bidi="ar-SA"/>
+              </w:rPr>
+              <w:t xml:space="preserve">What to enter</w:t>
+            </w:r>
+          </w:p>
+        </w:tc>
+      </w:tr>
+      <w:tr>
+        <w:trPr/>
+        <w:tc>
+          <w:tcPr>
+            <w:tcW w:w="4680" w:type="dxa"/>
+            <w:tcBorders/>
+          </w:tcPr>
+          <w:p>
+            <w:pPr>
+              <w:pStyle w:val="Normal"/>
+              <w:widowControl/>
+              <w:spacing w:lineRule="auto" w:line="240" w:before="0" w:after="40"/>
+              <w:jc w:val="left"/>
+              <w:rPr>
+                <w:rFonts w:eastAsia="ＭＳ 明朝" w:cs=""/>
+                <w:kern w:val="0"/>
+                <w:szCs w:val="22"/>
+                <w:lang w:val="en-US" w:eastAsia="en-US" w:bidi="ar-SA"/>
+              </w:rPr>
+            </w:pPr>
+            <w:r>
+              <w:rPr>
+                <w:rFonts w:eastAsia="ＭＳ 明朝" w:cs=""/>
+                <w:kern w:val="0"/>
+                <w:sz w:val="20"/>
+                <w:szCs w:val="22"/>
+                <w:lang w:val="en-US" w:eastAsia="en-US" w:bidi="ar-SA"/>
+              </w:rPr>
+              <w:t xml:space="preserve">Name (required)</w:t>
+            </w:r>
+          </w:p>
+        </w:tc>
+        <w:tc>
+          <w:tcPr>
+            <w:tcW w:w="4679" w:type="dxa"/>
+            <w:tcBorders/>
+          </w:tcPr>
+          <w:p>
+            <w:pPr>
+              <w:pStyle w:val="Normal"/>
+              <w:widowControl/>
+              <w:spacing w:lineRule="auto" w:line="240" w:before="0" w:after="40"/>
+              <w:jc w:val="left"/>
+              <w:rPr>
+                <w:rFonts w:eastAsia="ＭＳ 明朝" w:cs=""/>
+                <w:kern w:val="0"/>
+                <w:szCs w:val="22"/>
+                <w:lang w:val="en-US" w:eastAsia="en-US" w:bidi="ar-SA"/>
+              </w:rPr>
+            </w:pPr>
+            <w:r>
+              <w:rPr>
+                <w:rFonts w:eastAsia="ＭＳ 明朝" w:cs=""/>
+                <w:kern w:val="0"/>
+                <w:sz w:val="20"/>
+                <w:szCs w:val="22"/>
+                <w:lang w:val="en-US" w:eastAsia="en-US" w:bidi="ar-SA"/>
+              </w:rPr>
+              <w:t xml:space="preserve">A name to show in the list, up to 64 characters.</w:t>
+            </w:r>
+          </w:p>
+        </w:tc>
+      </w:tr>
+      <w:tr>
+        <w:trPr/>
+        <w:tc>
+          <w:tcPr>
+            <w:tcW w:w="4680" w:type="dxa"/>
+            <w:tcBorders/>
+          </w:tcPr>
+          <w:p>
+            <w:pPr>
+              <w:pStyle w:val="Normal"/>
+              <w:widowControl/>
+              <w:spacing w:lineRule="auto" w:line="240" w:before="0" w:after="40"/>
+              <w:jc w:val="left"/>
+              <w:rPr>
+                <w:rFonts w:eastAsia="ＭＳ 明朝" w:cs=""/>
+                <w:kern w:val="0"/>
+                <w:szCs w:val="22"/>
+                <w:lang w:val="en-US" w:eastAsia="en-US" w:bidi="ar-SA"/>
+              </w:rPr>
+            </w:pPr>
+            <w:r>
+              <w:rPr>
+                <w:rFonts w:eastAsia="ＭＳ 明朝" w:cs=""/>
+                <w:kern w:val="0"/>
+                <w:sz w:val="20"/>
+                <w:szCs w:val="22"/>
+                <w:lang w:val="en-US" w:eastAsia="en-US" w:bidi="ar-SA"/>
+              </w:rPr>
+              <w:t xml:space="preserve">Mount point (required)</w:t>
+            </w:r>
+          </w:p>
+        </w:tc>
+        <w:tc>
+          <w:tcPr>
+            <w:tcW w:w="4679" w:type="dxa"/>
+            <w:tcBorders/>
+          </w:tcPr>
+          <w:p>
+            <w:pPr>
+              <w:pStyle w:val="Normal"/>
+              <w:widowControl/>
+              <w:spacing w:lineRule="auto" w:line="240" w:before="0" w:after="40"/>
+              <w:jc w:val="left"/>
+              <w:rPr>
+                <w:rFonts w:eastAsia="ＭＳ 明朝" w:cs=""/>
+                <w:kern w:val="0"/>
+                <w:szCs w:val="22"/>
+                <w:lang w:val="en-US" w:eastAsia="en-US" w:bidi="ar-SA"/>
+              </w:rPr>
+            </w:pPr>
+            <w:r>
+              <w:rPr>
+                <w:rFonts w:eastAsia="ＭＳ 明朝" w:cs=""/>
+                <w:kern w:val="0"/>
+                <w:sz w:val="20"/>
+                <w:szCs w:val="22"/>
+                <w:lang w:val="en-US" w:eastAsia="en-US" w:bidi="ar-SA"/>
+              </w:rPr>
+              <w:t xml:space="preserve">The folder where the drive is mounted, as a full path on this machine and below the media directory, for example /media/msm/Backup. It must exist and the drive must be mounted there now.</w:t>
+            </w:r>
+          </w:p>
+        </w:tc>
+      </w:tr>
+      <w:tr>
+        <w:trPr/>
+        <w:tc>
+          <w:tcPr>
+            <w:tcW w:w="4680" w:type="dxa"/>
+            <w:tcBorders/>
+          </w:tcPr>
+          <w:p>
+            <w:pPr>
+              <w:pStyle w:val="Normal"/>
+              <w:widowControl/>
+              <w:spacing w:lineRule="auto" w:line="240" w:before="0" w:after="40"/>
+              <w:jc w:val="left"/>
+              <w:rPr>
+                <w:rFonts w:eastAsia="ＭＳ 明朝" w:cs=""/>
+                <w:kern w:val="0"/>
+                <w:szCs w:val="22"/>
+                <w:lang w:val="en-US" w:eastAsia="en-US" w:bidi="ar-SA"/>
+              </w:rPr>
+            </w:pPr>
+            <w:r>
+              <w:rPr>
+                <w:rFonts w:eastAsia="ＭＳ 明朝" w:cs=""/>
+                <w:kern w:val="0"/>
+                <w:sz w:val="20"/>
+                <w:szCs w:val="22"/>
+                <w:lang w:val="en-US" w:eastAsia="en-US" w:bidi="ar-SA"/>
+              </w:rPr>
+              <w:t xml:space="preserve">Device (optional)</w:t>
+            </w:r>
+          </w:p>
+        </w:tc>
+        <w:tc>
+          <w:tcPr>
+            <w:tcW w:w="4679" w:type="dxa"/>
+            <w:tcBorders/>
+          </w:tcPr>
+          <w:p>
+            <w:pPr>
+              <w:pStyle w:val="Normal"/>
+              <w:widowControl/>
+              <w:spacing w:lineRule="auto" w:line="240" w:before="0" w:after="40"/>
+              <w:jc w:val="left"/>
+              <w:rPr>
+                <w:rFonts w:eastAsia="ＭＳ 明朝" w:cs=""/>
+                <w:kern w:val="0"/>
+                <w:szCs w:val="22"/>
+                <w:lang w:val="en-US" w:eastAsia="en-US" w:bidi="ar-SA"/>
+              </w:rPr>
+            </w:pPr>
+            <w:r>
+              <w:rPr>
+                <w:rFonts w:eastAsia="ＭＳ 明朝" w:cs=""/>
+                <w:kern w:val="0"/>
+                <w:sz w:val="20"/>
+                <w:szCs w:val="22"/>
+                <w:lang w:val="en-US" w:eastAsia="en-US" w:bidi="ar-SA"/>
+              </w:rPr>
+              <w:t xml:space="preserve">The device, such as /dev/sdb1. Left empty, it is read from the system.</w:t>
+            </w:r>
+          </w:p>
+        </w:tc>
+      </w:tr>
+      <w:tr>
+        <w:trPr/>
+        <w:tc>
+          <w:tcPr>
+            <w:tcW w:w="4680" w:type="dxa"/>
+            <w:tcBorders/>
+          </w:tcPr>
+          <w:p>
+            <w:pPr>
+              <w:pStyle w:val="Normal"/>
+              <w:widowControl/>
+              <w:spacing w:lineRule="auto" w:line="240" w:before="0" w:after="40"/>
+              <w:jc w:val="left"/>
+              <w:rPr>
+                <w:rFonts w:eastAsia="ＭＳ 明朝" w:cs=""/>
+                <w:kern w:val="0"/>
+                <w:szCs w:val="22"/>
+                <w:lang w:val="en-US" w:eastAsia="en-US" w:bidi="ar-SA"/>
+              </w:rPr>
+            </w:pPr>
+            <w:r>
+              <w:rPr>
+                <w:rFonts w:eastAsia="ＭＳ 明朝" w:cs=""/>
+                <w:kern w:val="0"/>
+                <w:sz w:val="20"/>
+                <w:szCs w:val="22"/>
+                <w:lang w:val="en-US" w:eastAsia="en-US" w:bidi="ar-SA"/>
+              </w:rPr>
+              <w:t xml:space="preserve">File system (optional)</w:t>
+            </w:r>
+          </w:p>
+        </w:tc>
+        <w:tc>
+          <w:tcPr>
+            <w:tcW w:w="4679" w:type="dxa"/>
+            <w:tcBorders/>
+          </w:tcPr>
+          <w:p>
+            <w:pPr>
+              <w:pStyle w:val="Normal"/>
+              <w:widowControl/>
+              <w:spacing w:lineRule="auto" w:line="240" w:before="0" w:after="40"/>
+              <w:jc w:val="left"/>
+              <w:rPr>
+                <w:rFonts w:eastAsia="ＭＳ 明朝" w:cs=""/>
+                <w:kern w:val="0"/>
+                <w:szCs w:val="22"/>
+                <w:lang w:val="en-US" w:eastAsia="en-US" w:bidi="ar-SA"/>
+              </w:rPr>
+            </w:pPr>
+            <w:r>
+              <w:rPr>
+                <w:rFonts w:eastAsia="ＭＳ 明朝" w:cs=""/>
+                <w:kern w:val="0"/>
+                <w:sz w:val="20"/>
+                <w:szCs w:val="22"/>
+                <w:lang w:val="en-US" w:eastAsia="en-US" w:bidi="ar-SA"/>
+              </w:rPr>
+              <w:t xml:space="preserve">For example ext4 or exfat. Left empty, it is read from the system.</w:t>
+            </w:r>
+          </w:p>
+        </w:tc>
+      </w:tr>
+      <w:tr>
+        <w:trPr/>
+        <w:tc>
+          <w:tcPr>
+            <w:tcW w:w="4680" w:type="dxa"/>
+            <w:tcBorders/>
+          </w:tcPr>
+          <w:p>
+            <w:pPr>
+              <w:pStyle w:val="Normal"/>
+              <w:widowControl/>
+              <w:spacing w:lineRule="auto" w:line="240" w:before="0" w:after="40"/>
+              <w:jc w:val="left"/>
+              <w:rPr>
+                <w:rFonts w:eastAsia="ＭＳ 明朝" w:cs=""/>
+                <w:kern w:val="0"/>
+                <w:szCs w:val="22"/>
+                <w:lang w:val="en-US" w:eastAsia="en-US" w:bidi="ar-SA"/>
+              </w:rPr>
+            </w:pPr>
+            <w:r>
+              <w:rPr>
+                <w:rFonts w:eastAsia="ＭＳ 明朝" w:cs=""/>
+                <w:kern w:val="0"/>
+                <w:sz w:val="20"/>
+                <w:szCs w:val="22"/>
+                <w:lang w:val="en-US" w:eastAsia="en-US" w:bidi="ar-SA"/>
+              </w:rPr>
+              <w:t xml:space="preserve">Make available to mlw-storage now</w:t>
+            </w:r>
+          </w:p>
+        </w:tc>
+        <w:tc>
+          <w:tcPr>
+            <w:tcW w:w="4679" w:type="dxa"/>
+            <w:tcBorders/>
+          </w:tcPr>
+          <w:p>
+            <w:pPr>
+              <w:pStyle w:val="Normal"/>
+              <w:widowControl/>
+              <w:spacing w:lineRule="auto" w:line="240" w:before="0" w:after="40"/>
+              <w:jc w:val="left"/>
+              <w:rPr>
+                <w:rFonts w:eastAsia="ＭＳ 明朝" w:cs=""/>
+                <w:kern w:val="0"/>
+                <w:szCs w:val="22"/>
+                <w:lang w:val="en-US" w:eastAsia="en-US" w:bidi="ar-SA"/>
+              </w:rPr>
+            </w:pPr>
+            <w:r>
+              <w:rPr>
+                <w:rFonts w:eastAsia="ＭＳ 明朝" w:cs=""/>
+                <w:kern w:val="0"/>
+                <w:sz w:val="20"/>
+                <w:szCs w:val="22"/>
+                <w:lang w:val="en-US" w:eastAsia="en-US" w:bidi="ar-SA"/>
+              </w:rPr>
+              <w:t xml:space="preserve">Checked by default: the drive is enabled at once. Clear it to add the drive as Disabled and enable it later.</w:t>
+            </w:r>
+          </w:p>
+        </w:tc>
+      </w:tr>
+    </w:tbl>
+    <w:p>
+      <w:pPr>
+        <w:pStyle w:val="Normal"/>
+        <w:ind w:hanging="432" w:left="504"/>
+        <w:rPr/>
+      </w:pPr>
+      <w:r>
+        <w:rPr>
+          <w:b/>
+        </w:rPr>
+        <w:t xml:space="preserve"/>
+      </w:r>
+      <w:r>
+        <w:rPr/>
+        <w:t xml:space="preserve"> Press Add drive in the dialog. If something is wrong (the folder does not exist, nothing is mounted there, or the path is outside the media directory), a message appears in the dialog and you can correct it. When it is accepted the dialog closes and the drive appears in the list marked "manual". A manual drive can be disabled, enabled and removed like any other; it stays in the list when it is unmounted until you press Remove.</w:t>
       </w:r>
     </w:p>
     <w:p>

--- a/doc/mlw-storage_User_Guide.docx
+++ b/doc/mlw-storage_User_Guide.docx
@@ -968,7 +968,7 @@
           <w:fldChar w:fldCharType="separate"/>
         </w:r>
         <w:r>
-          <w:t xml:space="preserve">16</w:t>
+          <w:t xml:space="preserve">15</w:t>
         </w:r>
         <w:r>
           <w:fldChar w:fldCharType="end"/>
@@ -1096,7 +1096,7 @@
           <w:fldChar w:fldCharType="separate"/>
         </w:r>
         <w:r>
-          <w:t xml:space="preserve">18</w:t>
+          <w:t xml:space="preserve">17</w:t>
         </w:r>
         <w:r>
           <w:fldChar w:fldCharType="end"/>
@@ -1128,7 +1128,7 @@
           <w:fldChar w:fldCharType="separate"/>
         </w:r>
         <w:r>
-          <w:t xml:space="preserve">19</w:t>
+          <w:t xml:space="preserve">18</w:t>
         </w:r>
         <w:r>
           <w:fldChar w:fldCharType="end"/>
@@ -4497,7 +4497,7 @@
       </w:pPr>
       <w:r>
         <w:rPr/>
-        <w:t xml:space="preserve">While mlw-storage runs it can notice USB sticks, external disks and other physical drives that are mounted on this machine, and offer them on the Drives page. Nothing is made available until you enable it. Use this section to turn the feature on and to deal with a drive that has been plugged in.</w:t>
+        <w:t>While mlw-storage runs it can notice USB sticks, external disks and other physical drives that are mounted on this machine, and share them with the users you choose. Nothing is shared until you enable it. This section is the short path; the document mlw-storage_Removable_Storage.docx describes the user and administrator workflows in full, with the life cycle of a drive as a state diagram, and troubleshooting hints.</w:t>
       </w:r>
     </w:p>
     <w:p>
@@ -4564,11 +4564,11 @@
         <w:rPr>
           <w:b/>
         </w:rPr>
-        <w:t xml:space="preserve">3.  Decide.</w:t>
-      </w:r>
-      <w:r>
-        <w:rPr/>
-        <w:t xml:space="preserve"> Open the Drives page. The drive is listed as "New: not enabled" with its label, device, mount point, type and size. Press Enable to make it available to mlw-storage, or Ignore if it is not meant for mlw-storage. The status changes to Available (or Ignored) and the count disappears.</w:t>
+        <w:t>3.  Decide.</w:t>
+      </w:r>
+      <w:r>
+        <w:rPr/>
+        <w:t xml:space="preserve"> Open the Drives page. The drive is listed as "New: not enabled" with its label, device, mount point, type and size. Press Enable to choose who may use it (next step), or Ignore if it is not meant for mlw-storage.</w:t>
       </w:r>
     </w:p>
     <w:p>
@@ -4581,11 +4581,11 @@
         <w:rPr>
           <w:b/>
         </w:rPr>
-        <w:t xml:space="preserve">4.  Unplug it.</w:t>
-      </w:r>
-      <w:r>
-        <w:rPr/>
-        <w:t xml:space="preserve"> Unmount or eject the drive as usual. The Drives page changes by itself: an enabled drive stays in the list as "Not mounted". Press Remove to forget it. If you plug it in again before that, it becomes Available at once, without asking again. A drive you ignored simply disappears when it is removed.</w:t>
+        <w:t xml:space="preserve">    Choose who gets the drive.</w:t>
+      </w:r>
+      <w:r>
+        <w:rPr/>
+        <w:t xml:space="preserve"> Enable opens a page that lists the SFTPGo users. Tick the users who should see the drive; if Keycloak login is on, also type the Keycloak roles whose members should get it (separated by commas). Leave "Read-only for everyone" unticked to give read-write access, as far as each user's own permissions allow, or tick it for read-only. Press Enable. The drive becomes Available and the row shows who has it, for example "2 users · read-write at /drives/Backup". The users now see a folder /drives/&lt;name&gt; next to their own files over SFTP, FTP, WebDAV and the web client. Members of a Keycloak role get it the next time they sign in.</w:t>
       </w:r>
     </w:p>
     <w:p>
@@ -4598,11 +4598,11 @@
         <w:rPr>
           <w:b/>
         </w:rPr>
-        <w:t xml:space="preserve">5.  Change your mind.</w:t>
-      </w:r>
-      <w:r>
-        <w:rPr/>
-        <w:t xml:space="preserve"> Disable turns an Available drive off (it is then listed as Ignored); Enable on an Ignored drive makes it available again.</w:t>
+        <w:t>4.  Use it.</w:t>
+      </w:r>
+      <w:r>
+        <w:rPr/>
+        <w:t xml:space="preserve"> The chosen users now see the drive as the folder /drives/&lt;name&gt; next to their own files and can read and write it (unless you made it read-only). Users who sign in with Keycloak get it the next time they sign in.</w:t>
       </w:r>
     </w:p>
     <w:p>
@@ -4615,430 +4615,11 @@
         <w:rPr>
           <w:b/>
         </w:rPr>
-        <w:t xml:space="preserve">6.  Add a drive by hand.</w:t>
-      </w:r>
-      <w:r>
-        <w:rPr/>
-        <w:t xml:space="preserve"> If a drive is mounted under the media directory but does not appear on the Drives page (for example a network or FUSE volume), press Add drive at the top right of the Drives page. A dialog opens with these fields:</w:t>
-      </w:r>
-    </w:p>
-    <w:tbl>
-      <w:tblPr>
-        <w:tblStyle w:val="TableGrid"/>
-        <w:tblW w:w="9360" w:type="dxa"/>
-        <w:jc w:val="left"/>
-        <w:tblInd w:w="0" w:type="dxa"/>
-        <w:tblLayout w:type="fixed"/>
-        <w:tblCellMar>
-          <w:top w:w="0" w:type="dxa"/>
-          <w:left w:w="108" w:type="dxa"/>
-          <w:bottom w:w="0" w:type="dxa"/>
-          <w:right w:w="108" w:type="dxa"/>
-        </w:tblCellMar>
-        <w:tblLook w:val="04a0" w:noHBand="0" w:noVBand="1" w:firstColumn="1" w:lastRow="0" w:lastColumn="0" w:firstRow="1"/>
-      </w:tblPr>
-      <w:tblGrid>
-        <w:gridCol w:w="4680"/>
-        <w:gridCol w:w="4679"/>
-      </w:tblGrid>
-      <w:tr>
-        <w:trPr/>
-        <w:tc>
-          <w:tcPr>
-            <w:tcW w:w="4680" w:type="dxa"/>
-            <w:tcBorders/>
-            <w:shd w:color="auto" w:fill="DCE6F1" w:val="clear"/>
-          </w:tcPr>
-          <w:p>
-            <w:pPr>
-              <w:pStyle w:val="Normal"/>
-              <w:widowControl/>
-              <w:spacing w:lineRule="auto" w:line="240" w:before="0" w:after="40"/>
-              <w:jc w:val="left"/>
-              <w:rPr>
-                <w:rFonts w:eastAsia="ＭＳ 明朝" w:cs=""/>
-                <w:kern w:val="0"/>
-                <w:szCs w:val="22"/>
-                <w:lang w:val="en-US" w:eastAsia="en-US" w:bidi="ar-SA"/>
-              </w:rPr>
-            </w:pPr>
-            <w:r>
-              <w:rPr>
-                <w:rFonts w:eastAsia="ＭＳ 明朝" w:cs=""/>
-                <w:b/>
-                <w:kern w:val="0"/>
-                <w:sz w:val="20"/>
-                <w:szCs w:val="22"/>
-                <w:lang w:val="en-US" w:eastAsia="en-US" w:bidi="ar-SA"/>
-              </w:rPr>
-              <w:t xml:space="preserve">Field</w:t>
-            </w:r>
-          </w:p>
-        </w:tc>
-        <w:tc>
-          <w:tcPr>
-            <w:tcW w:w="4679" w:type="dxa"/>
-            <w:tcBorders/>
-            <w:shd w:color="auto" w:fill="DCE6F1" w:val="clear"/>
-          </w:tcPr>
-          <w:p>
-            <w:pPr>
-              <w:pStyle w:val="Normal"/>
-              <w:widowControl/>
-              <w:spacing w:lineRule="auto" w:line="240" w:before="0" w:after="40"/>
-              <w:jc w:val="left"/>
-              <w:rPr>
-                <w:rFonts w:eastAsia="ＭＳ 明朝" w:cs=""/>
-                <w:kern w:val="0"/>
-                <w:szCs w:val="22"/>
-                <w:lang w:val="en-US" w:eastAsia="en-US" w:bidi="ar-SA"/>
-              </w:rPr>
-            </w:pPr>
-            <w:r>
-              <w:rPr>
-                <w:rFonts w:eastAsia="ＭＳ 明朝" w:cs=""/>
-                <w:b/>
-                <w:kern w:val="0"/>
-                <w:sz w:val="20"/>
-                <w:szCs w:val="22"/>
-                <w:lang w:val="en-US" w:eastAsia="en-US" w:bidi="ar-SA"/>
-              </w:rPr>
-              <w:t xml:space="preserve">What to enter</w:t>
-            </w:r>
-          </w:p>
-        </w:tc>
-      </w:tr>
-      <w:tr>
-        <w:trPr/>
-        <w:tc>
-          <w:tcPr>
-            <w:tcW w:w="4680" w:type="dxa"/>
-            <w:tcBorders/>
-          </w:tcPr>
-          <w:p>
-            <w:pPr>
-              <w:pStyle w:val="Normal"/>
-              <w:widowControl/>
-              <w:spacing w:lineRule="auto" w:line="240" w:before="0" w:after="40"/>
-              <w:jc w:val="left"/>
-              <w:rPr>
-                <w:rFonts w:eastAsia="ＭＳ 明朝" w:cs=""/>
-                <w:kern w:val="0"/>
-                <w:szCs w:val="22"/>
-                <w:lang w:val="en-US" w:eastAsia="en-US" w:bidi="ar-SA"/>
-              </w:rPr>
-            </w:pPr>
-            <w:r>
-              <w:rPr>
-                <w:rFonts w:eastAsia="ＭＳ 明朝" w:cs=""/>
-                <w:kern w:val="0"/>
-                <w:sz w:val="20"/>
-                <w:szCs w:val="22"/>
-                <w:lang w:val="en-US" w:eastAsia="en-US" w:bidi="ar-SA"/>
-              </w:rPr>
-              <w:t xml:space="preserve">Name (required)</w:t>
-            </w:r>
-          </w:p>
-        </w:tc>
-        <w:tc>
-          <w:tcPr>
-            <w:tcW w:w="4679" w:type="dxa"/>
-            <w:tcBorders/>
-          </w:tcPr>
-          <w:p>
-            <w:pPr>
-              <w:pStyle w:val="Normal"/>
-              <w:widowControl/>
-              <w:spacing w:lineRule="auto" w:line="240" w:before="0" w:after="40"/>
-              <w:jc w:val="left"/>
-              <w:rPr>
-                <w:rFonts w:eastAsia="ＭＳ 明朝" w:cs=""/>
-                <w:kern w:val="0"/>
-                <w:szCs w:val="22"/>
-                <w:lang w:val="en-US" w:eastAsia="en-US" w:bidi="ar-SA"/>
-              </w:rPr>
-            </w:pPr>
-            <w:r>
-              <w:rPr>
-                <w:rFonts w:eastAsia="ＭＳ 明朝" w:cs=""/>
-                <w:kern w:val="0"/>
-                <w:sz w:val="20"/>
-                <w:szCs w:val="22"/>
-                <w:lang w:val="en-US" w:eastAsia="en-US" w:bidi="ar-SA"/>
-              </w:rPr>
-              <w:t xml:space="preserve">A name to show in the list, up to 64 characters.</w:t>
-            </w:r>
-          </w:p>
-        </w:tc>
-      </w:tr>
-      <w:tr>
-        <w:trPr/>
-        <w:tc>
-          <w:tcPr>
-            <w:tcW w:w="4680" w:type="dxa"/>
-            <w:tcBorders/>
-          </w:tcPr>
-          <w:p>
-            <w:pPr>
-              <w:pStyle w:val="Normal"/>
-              <w:widowControl/>
-              <w:spacing w:lineRule="auto" w:line="240" w:before="0" w:after="40"/>
-              <w:jc w:val="left"/>
-              <w:rPr>
-                <w:rFonts w:eastAsia="ＭＳ 明朝" w:cs=""/>
-                <w:kern w:val="0"/>
-                <w:szCs w:val="22"/>
-                <w:lang w:val="en-US" w:eastAsia="en-US" w:bidi="ar-SA"/>
-              </w:rPr>
-            </w:pPr>
-            <w:r>
-              <w:rPr>
-                <w:rFonts w:eastAsia="ＭＳ 明朝" w:cs=""/>
-                <w:kern w:val="0"/>
-                <w:sz w:val="20"/>
-                <w:szCs w:val="22"/>
-                <w:lang w:val="en-US" w:eastAsia="en-US" w:bidi="ar-SA"/>
-              </w:rPr>
-              <w:t xml:space="preserve">Mount point (required)</w:t>
-            </w:r>
-          </w:p>
-        </w:tc>
-        <w:tc>
-          <w:tcPr>
-            <w:tcW w:w="4679" w:type="dxa"/>
-            <w:tcBorders/>
-          </w:tcPr>
-          <w:p>
-            <w:pPr>
-              <w:pStyle w:val="Normal"/>
-              <w:widowControl/>
-              <w:spacing w:lineRule="auto" w:line="240" w:before="0" w:after="40"/>
-              <w:jc w:val="left"/>
-              <w:rPr>
-                <w:rFonts w:eastAsia="ＭＳ 明朝" w:cs=""/>
-                <w:kern w:val="0"/>
-                <w:szCs w:val="22"/>
-                <w:lang w:val="en-US" w:eastAsia="en-US" w:bidi="ar-SA"/>
-              </w:rPr>
-            </w:pPr>
-            <w:r>
-              <w:rPr>
-                <w:rFonts w:eastAsia="ＭＳ 明朝" w:cs=""/>
-                <w:kern w:val="0"/>
-                <w:sz w:val="20"/>
-                <w:szCs w:val="22"/>
-                <w:lang w:val="en-US" w:eastAsia="en-US" w:bidi="ar-SA"/>
-              </w:rPr>
-              <w:t xml:space="preserve">The folder where the drive is mounted, as a full path on this machine and below the media directory, for example /media/msm/Backup. It must exist and the drive must be mounted there now.</w:t>
-            </w:r>
-          </w:p>
-        </w:tc>
-      </w:tr>
-      <w:tr>
-        <w:trPr/>
-        <w:tc>
-          <w:tcPr>
-            <w:tcW w:w="4680" w:type="dxa"/>
-            <w:tcBorders/>
-          </w:tcPr>
-          <w:p>
-            <w:pPr>
-              <w:pStyle w:val="Normal"/>
-              <w:widowControl/>
-              <w:spacing w:lineRule="auto" w:line="240" w:before="0" w:after="40"/>
-              <w:jc w:val="left"/>
-              <w:rPr>
-                <w:rFonts w:eastAsia="ＭＳ 明朝" w:cs=""/>
-                <w:kern w:val="0"/>
-                <w:szCs w:val="22"/>
-                <w:lang w:val="en-US" w:eastAsia="en-US" w:bidi="ar-SA"/>
-              </w:rPr>
-            </w:pPr>
-            <w:r>
-              <w:rPr>
-                <w:rFonts w:eastAsia="ＭＳ 明朝" w:cs=""/>
-                <w:kern w:val="0"/>
-                <w:sz w:val="20"/>
-                <w:szCs w:val="22"/>
-                <w:lang w:val="en-US" w:eastAsia="en-US" w:bidi="ar-SA"/>
-              </w:rPr>
-              <w:t xml:space="preserve">Device (optional)</w:t>
-            </w:r>
-          </w:p>
-        </w:tc>
-        <w:tc>
-          <w:tcPr>
-            <w:tcW w:w="4679" w:type="dxa"/>
-            <w:tcBorders/>
-          </w:tcPr>
-          <w:p>
-            <w:pPr>
-              <w:pStyle w:val="Normal"/>
-              <w:widowControl/>
-              <w:spacing w:lineRule="auto" w:line="240" w:before="0" w:after="40"/>
-              <w:jc w:val="left"/>
-              <w:rPr>
-                <w:rFonts w:eastAsia="ＭＳ 明朝" w:cs=""/>
-                <w:kern w:val="0"/>
-                <w:szCs w:val="22"/>
-                <w:lang w:val="en-US" w:eastAsia="en-US" w:bidi="ar-SA"/>
-              </w:rPr>
-            </w:pPr>
-            <w:r>
-              <w:rPr>
-                <w:rFonts w:eastAsia="ＭＳ 明朝" w:cs=""/>
-                <w:kern w:val="0"/>
-                <w:sz w:val="20"/>
-                <w:szCs w:val="22"/>
-                <w:lang w:val="en-US" w:eastAsia="en-US" w:bidi="ar-SA"/>
-              </w:rPr>
-              <w:t xml:space="preserve">The device, such as /dev/sdb1. Left empty, it is read from the system.</w:t>
-            </w:r>
-          </w:p>
-        </w:tc>
-      </w:tr>
-      <w:tr>
-        <w:trPr/>
-        <w:tc>
-          <w:tcPr>
-            <w:tcW w:w="4680" w:type="dxa"/>
-            <w:tcBorders/>
-          </w:tcPr>
-          <w:p>
-            <w:pPr>
-              <w:pStyle w:val="Normal"/>
-              <w:widowControl/>
-              <w:spacing w:lineRule="auto" w:line="240" w:before="0" w:after="40"/>
-              <w:jc w:val="left"/>
-              <w:rPr>
-                <w:rFonts w:eastAsia="ＭＳ 明朝" w:cs=""/>
-                <w:kern w:val="0"/>
-                <w:szCs w:val="22"/>
-                <w:lang w:val="en-US" w:eastAsia="en-US" w:bidi="ar-SA"/>
-              </w:rPr>
-            </w:pPr>
-            <w:r>
-              <w:rPr>
-                <w:rFonts w:eastAsia="ＭＳ 明朝" w:cs=""/>
-                <w:kern w:val="0"/>
-                <w:sz w:val="20"/>
-                <w:szCs w:val="22"/>
-                <w:lang w:val="en-US" w:eastAsia="en-US" w:bidi="ar-SA"/>
-              </w:rPr>
-              <w:t xml:space="preserve">File system (optional)</w:t>
-            </w:r>
-          </w:p>
-        </w:tc>
-        <w:tc>
-          <w:tcPr>
-            <w:tcW w:w="4679" w:type="dxa"/>
-            <w:tcBorders/>
-          </w:tcPr>
-          <w:p>
-            <w:pPr>
-              <w:pStyle w:val="Normal"/>
-              <w:widowControl/>
-              <w:spacing w:lineRule="auto" w:line="240" w:before="0" w:after="40"/>
-              <w:jc w:val="left"/>
-              <w:rPr>
-                <w:rFonts w:eastAsia="ＭＳ 明朝" w:cs=""/>
-                <w:kern w:val="0"/>
-                <w:szCs w:val="22"/>
-                <w:lang w:val="en-US" w:eastAsia="en-US" w:bidi="ar-SA"/>
-              </w:rPr>
-            </w:pPr>
-            <w:r>
-              <w:rPr>
-                <w:rFonts w:eastAsia="ＭＳ 明朝" w:cs=""/>
-                <w:kern w:val="0"/>
-                <w:sz w:val="20"/>
-                <w:szCs w:val="22"/>
-                <w:lang w:val="en-US" w:eastAsia="en-US" w:bidi="ar-SA"/>
-              </w:rPr>
-              <w:t xml:space="preserve">For example ext4 or exfat. Left empty, it is read from the system.</w:t>
-            </w:r>
-          </w:p>
-        </w:tc>
-      </w:tr>
-      <w:tr>
-        <w:trPr/>
-        <w:tc>
-          <w:tcPr>
-            <w:tcW w:w="4680" w:type="dxa"/>
-            <w:tcBorders/>
-          </w:tcPr>
-          <w:p>
-            <w:pPr>
-              <w:pStyle w:val="Normal"/>
-              <w:widowControl/>
-              <w:spacing w:lineRule="auto" w:line="240" w:before="0" w:after="40"/>
-              <w:jc w:val="left"/>
-              <w:rPr>
-                <w:rFonts w:eastAsia="ＭＳ 明朝" w:cs=""/>
-                <w:kern w:val="0"/>
-                <w:szCs w:val="22"/>
-                <w:lang w:val="en-US" w:eastAsia="en-US" w:bidi="ar-SA"/>
-              </w:rPr>
-            </w:pPr>
-            <w:r>
-              <w:rPr>
-                <w:rFonts w:eastAsia="ＭＳ 明朝" w:cs=""/>
-                <w:kern w:val="0"/>
-                <w:sz w:val="20"/>
-                <w:szCs w:val="22"/>
-                <w:lang w:val="en-US" w:eastAsia="en-US" w:bidi="ar-SA"/>
-              </w:rPr>
-              <w:t xml:space="preserve">Make available to mlw-storage now</w:t>
-            </w:r>
-          </w:p>
-        </w:tc>
-        <w:tc>
-          <w:tcPr>
-            <w:tcW w:w="4679" w:type="dxa"/>
-            <w:tcBorders/>
-          </w:tcPr>
-          <w:p>
-            <w:pPr>
-              <w:pStyle w:val="Normal"/>
-              <w:widowControl/>
-              <w:spacing w:lineRule="auto" w:line="240" w:before="0" w:after="40"/>
-              <w:jc w:val="left"/>
-              <w:rPr>
-                <w:rFonts w:eastAsia="ＭＳ 明朝" w:cs=""/>
-                <w:kern w:val="0"/>
-                <w:szCs w:val="22"/>
-                <w:lang w:val="en-US" w:eastAsia="en-US" w:bidi="ar-SA"/>
-              </w:rPr>
-            </w:pPr>
-            <w:r>
-              <w:rPr>
-                <w:rFonts w:eastAsia="ＭＳ 明朝" w:cs=""/>
-                <w:kern w:val="0"/>
-                <w:sz w:val="20"/>
-                <w:szCs w:val="22"/>
-                <w:lang w:val="en-US" w:eastAsia="en-US" w:bidi="ar-SA"/>
-              </w:rPr>
-              <w:t xml:space="preserve">Checked by default: the drive is enabled at once. Clear it to add the drive as Disabled and enable it later.</w:t>
-            </w:r>
-          </w:p>
-        </w:tc>
-      </w:tr>
-    </w:tbl>
-    <w:p>
-      <w:pPr>
-        <w:pStyle w:val="Normal"/>
-        <w:ind w:hanging="432" w:left="504"/>
-        <w:rPr/>
-      </w:pPr>
-      <w:r>
-        <w:rPr>
-          <w:b/>
-        </w:rPr>
-        <w:t xml:space="preserve"/>
-      </w:r>
-      <w:r>
-        <w:rPr/>
-        <w:t xml:space="preserve"> Press Add drive in the dialog. If something is wrong (the folder does not exist, nothing is mounted there, or the path is outside the media directory), a message appears in the dialog and you can correct it. When it is accepted the dialog closes and the drive appears in the list marked "manual". A manual drive can be disabled, enabled and removed like any other; it stays in the list when it is unmounted until you press Remove.</w:t>
+        <w:t>5.  Before you unplug it.</w:t>
+      </w:r>
+      <w:r>
+        <w:rPr/>
+        <w:t xml:space="preserve"> Press Disable on the Drives page, then unmount or eject the drive as usual. To share it again later, plug it in, press Enable and choose the users again.</w:t>
       </w:r>
     </w:p>
     <w:p>
@@ -5055,7 +4636,7 @@
       </w:r>
       <w:r>
         <w:rPr/>
-        <w:t xml:space="preserve">Only physical drives are reported. Disk images (loop devices), network shares and mounts outside the media directory are ignored. Enabling a drive only records your decision and shows it as Available in the web UI; its files are not yet shared through SFTP. The drive is never written to. There is no pop-up on the desktop, because mlw-storage runs in a container: the question is asked on the Drives page. Used space may be missing; the page then shows only the size of the device.</w:t>
+        <w:t>Only physical drives are detected, and SFTPGo (user 1000) must be able to write to a drive for read-write access. mlw-storage never deletes or changes the files on a drive by itself; disabling a drive only withdraws access. For adding a drive by hand, changing who has a drive, remounting, and what to do when something does not work, see mlw-storage_Removable_Storage.docx.</w:t>
       </w:r>
     </w:p>
     <w:p>

--- a/doc/mlw-storage_User_Guide.docx
+++ b/doc/mlw-storage_User_Guide.docx
@@ -787,7 +787,7 @@
           <w:fldChar w:fldCharType="separate"/>
         </w:r>
         <w:r>
-          <w:t xml:space="preserve">12</w:t>
+          <w:t xml:space="preserve">13</w:t>
         </w:r>
         <w:r>
           <w:fldChar w:fldCharType="end"/>
@@ -968,7 +968,7 @@
           <w:fldChar w:fldCharType="separate"/>
         </w:r>
         <w:r>
-          <w:t xml:space="preserve">15</w:t>
+          <w:t xml:space="preserve">16</w:t>
         </w:r>
         <w:r>
           <w:fldChar w:fldCharType="end"/>
@@ -1096,7 +1096,7 @@
           <w:fldChar w:fldCharType="separate"/>
         </w:r>
         <w:r>
-          <w:t xml:space="preserve">17</w:t>
+          <w:t xml:space="preserve">18</w:t>
         </w:r>
         <w:r>
           <w:fldChar w:fldCharType="end"/>
@@ -1128,7 +1128,7 @@
           <w:fldChar w:fldCharType="separate"/>
         </w:r>
         <w:r>
-          <w:t xml:space="preserve">18</w:t>
+          <w:t xml:space="preserve">19</w:t>
         </w:r>
         <w:r>
           <w:fldChar w:fldCharType="end"/>
@@ -4458,7 +4458,27 @@
       </w:pPr>
       <w:r>
         <w:rPr/>
-        <w:t xml:space="preserve">The SFTPGo administration button at the top right opens the SFTPGo console for creating and changing users, folders and quotas. It has its own sign-in. A "mlw-storage Dashboard" button at the bottom left of every SFTPGo admin page, including its sign-in page, brings you back. The account icon at the top right shows your user name; click it for the Logout button, and click anywhere else to close the menu.</w:t>
+        <w:t>Menus and buttons: the top bar has the Dashboard and Drives links (Drives only when drive detection is on) and an About button. About opens a dialog with the product name (Magic Lantern Storage Manager), the author and version, and a License tab with the project license; Close, Escape or a click outside closes it. The account icon at the top right shows your user name; click it for three items: SFTPGo, Report and Logout. Click anywhere else to close the menu.</w:t>
+      </w:r>
+    </w:p>
+    <w:p>
+      <w:pPr>
+        <w:pStyle w:val="Normal"/>
+        <w:rPr/>
+      </w:pPr>
+      <w:r>
+        <w:rPr/>
+        <w:t xml:space="preserve">SFTPGo opens the SFTPGo console for creating and changing users, folders and quotas, already signed in, so there is no second sign-in. (If more than 20 minutes have passed since you signed in to the Dashboard, the console asks you to sign in again.) A "mlw-storage Dashboard" button at the bottom left of every SFTPGo admin page, including its sign-in page, brings you back.</w:t>
+      </w:r>
+    </w:p>
+    <w:p>
+      <w:pPr>
+        <w:pStyle w:val="Normal"/>
+        <w:rPr/>
+      </w:pPr>
+      <w:r>
+        <w:rPr/>
+        <w:t xml:space="preserve">Report downloads a PDF named mlw-storage-report-&lt;date&gt;-&lt;time&gt;.pdf, "mlw-storage Configuration Report", that records how SFTPGo is configured: Users and Administrators (each shown as Active or Inactive after the name), Groups, Virtual folders, Roles, Event actions and Event rules, and the removable drives with who may use them. It never contains passwords, keys or recovery codes, but it does list user names and folders, so handle it as internal information. Create a new report whenever you need a current record, for example before and after a change.</w:t>
       </w:r>
     </w:p>
     <w:p>
